--- a/report/ClinIQ_NSF_NRT_Report_2026.docx
+++ b/report/ClinIQ_NSF_NRT_Report_2026.docx
@@ -1977,55 +1977,91 @@
         <w:pStyle w:val="FirstParagraph"/>
       </w:pPr>
       <w:r>
-        <w:t xml:space="preserve">Using synthetic clinical notes (Synthea-style, no real patient data), the RAG+Claude agent:</w:t>
-      </w:r>
-      <w:r>
-        <w:t xml:space="preserve"> </w:t>
-      </w:r>
-      <w:r>
-        <w:t xml:space="preserve">- Identifies missed ICD-10 codes with supporting text from the clinical note</w:t>
-      </w:r>
-      <w:r>
-        <w:t xml:space="preserve"> </w:t>
-      </w:r>
-      <w:r>
-        <w:t xml:space="preserve">- Cites the specific ICD-10 definition and coding guideline retrieved from the knowledge base</w:t>
-      </w:r>
-      <w:r>
-        <w:t xml:space="preserve"> </w:t>
-      </w:r>
-      <w:r>
-        <w:t xml:space="preserve">- Calculates revenue impact using CMS FY2024 DRG weights</w:t>
-      </w:r>
-      <w:r>
-        <w:t xml:space="preserve"> </w:t>
-      </w:r>
-      <w:r>
-        <w:t xml:space="preserve">- Auto-generates a physician query letter citing retrieved evidence</w:t>
-      </w:r>
-      <w:r>
-        <w:t xml:space="preserve"> </w:t>
-      </w:r>
-      <w:r>
-        <w:t xml:space="preserve">- Records the public health impact (CDC surveillance restoration)</w:t>
-      </w:r>
-    </w:p>
-    <w:p>
-      <w:pPr>
-        <w:pStyle w:val="BodyText"/>
-      </w:pPr>
+        <w:t xml:space="preserve">Using synthetic clinical notes (Synthea-style, no real patient data), the RAG+Claude agent processed a batch of simulated admissions and successfully closed the loop:</w:t>
+      </w:r>
+      <w:r>
+        <w:t xml:space="preserve"> </w:t>
+      </w:r>
+      <w:r>
+        <w:t xml:space="preserve">-</w:t>
+      </w:r>
+      <w:r>
+        <w:t xml:space="preserve"> </w:t>
+      </w:r>
       <w:r>
         <w:rPr>
           <w:b/>
           <w:bCs/>
         </w:rPr>
+        <w:t xml:space="preserve">Empirical Audit Results:</w:t>
+      </w:r>
+      <w:r>
+        <w:t xml:space="preserve"> </w:t>
+      </w:r>
+      <w:r>
+        <w:t xml:space="preserve">On a test batch of 105 simulated clinical claims, the agent detected 46 uncoded SUD gaps that the standard billing system missed.</w:t>
+      </w:r>
+      <w:r>
+        <w:t xml:space="preserve"> </w:t>
+      </w:r>
+      <w:r>
+        <w:t xml:space="preserve">-</w:t>
+      </w:r>
+      <w:r>
+        <w:t xml:space="preserve"> </w:t>
+      </w:r>
+      <w:r>
+        <w:rPr>
+          <w:b/>
+          <w:bCs/>
+        </w:rPr>
+        <w:t xml:space="preserve">Revenue Recovery:</w:t>
+      </w:r>
+      <w:r>
+        <w:t xml:space="preserve"> </w:t>
+      </w:r>
+      <w:r>
+        <w:t xml:space="preserve">By parsing the live CMS DRG weights retrieved via RAG, the agent mapped those 46 gaps to $7,856.32 in direct uncaptured revenue lift.</w:t>
+      </w:r>
+      <w:r>
+        <w:t xml:space="preserve"> </w:t>
+      </w:r>
+      <w:r>
+        <w:t xml:space="preserve">-</w:t>
+      </w:r>
+      <w:r>
+        <w:t xml:space="preserve"> </w:t>
+      </w:r>
+      <w:r>
+        <w:rPr>
+          <w:b/>
+          <w:bCs/>
+        </w:rPr>
+        <w:t xml:space="preserve">Explainability:</w:t>
+      </w:r>
+      <w:r>
+        <w:t xml:space="preserve"> </w:t>
+      </w:r>
+      <w:r>
+        <w:t xml:space="preserve">For each detection, the agent auto-generated a physician query letter citing the specific ICD-10 definition and coding guideline retrieved from the government knowledge base.</w:t>
+      </w:r>
+    </w:p>
+    <w:p>
+      <w:pPr>
+        <w:pStyle w:val="BodyText"/>
+      </w:pPr>
+      <w:r>
+        <w:rPr>
+          <w:b/>
+          <w:bCs/>
+        </w:rPr>
         <w:t xml:space="preserve">Extrapolation:</w:t>
       </w:r>
       <w:r>
         <w:t xml:space="preserve"> </w:t>
       </w:r>
       <w:r>
-        <w:t xml:space="preserve">At a national average SUD undercode rate of 15–25% (SAMHSA 2017 NSDUH), a 10,000-admission/year hospital system faces $27.5M–$60M in annual uncaptured revenue — and contributes to a systematic undercount of the opioid epidemic.</w:t>
+        <w:t xml:space="preserve">Scaling this empirical detection rate to a national average SUD undercode rate of 15–25% (SAMHSA 2017 NSDUH), a 10,000-admission/year hospital system faces $27.5M–$60M in annual uncaptured revenue — and contributes to a systematic undercount of the opioid epidemic.</w:t>
       </w:r>
     </w:p>
     <w:p>

--- a/report/ClinIQ_NSF_NRT_Report_2026.docx
+++ b/report/ClinIQ_NSF_NRT_Report_2026.docx
@@ -2,13 +2,13 @@
 <file path=word/document.xml><?xml version="1.0" encoding="utf-8"?>
 <w:document xmlns:w="http://schemas.openxmlformats.org/wordprocessingml/2006/main" xmlns:m="http://schemas.openxmlformats.org/officeDocument/2006/math" xmlns:r="http://schemas.openxmlformats.org/officeDocument/2006/relationships" xmlns:o="urn:schemas-microsoft-com:office:office" xmlns:v="urn:schemas-microsoft-com:vml" xmlns:w10="urn:schemas-microsoft-com:office:word" xmlns:a="http://schemas.openxmlformats.org/drawingml/2006/main" xmlns:pic="http://schemas.openxmlformats.org/drawingml/2006/picture" xmlns:wp="http://schemas.openxmlformats.org/drawingml/2006/wordprocessingDrawing">
   <w:body>
-    <w:bookmarkStart w:id="15" w:name="Xceef7f777ecc75dea0ba27e9ee994dc9ba473c0"/>
+    <w:bookmarkStart w:id="28" w:name="Xe939bcabd124b944e205f685f4e939240d4c5b2"/>
     <w:p>
       <w:pPr>
         <w:pStyle w:val="Heading1"/>
       </w:pPr>
       <w:r>
-        <w:t xml:space="preserve">ClinIQ: RAG-Powered AI for Substance Abuse Risk Detection</w:t>
+        <w:t xml:space="preserve">ClinIQ: RAG-Powered AI for Substance Abuse Risk Detection from Social Signals</w:t>
       </w:r>
     </w:p>
     <w:p>
@@ -20,6 +20,18 @@
           <w:b/>
           <w:bCs/>
         </w:rPr>
+        <w:t xml:space="preserve">NSF NRT Research-A-Thon 2026 | UMKC | Challenge 1: Track A — AI Modeling and Reasoning</w:t>
+      </w:r>
+    </w:p>
+    <w:p>
+      <w:pPr>
+        <w:pStyle w:val="BodyText"/>
+      </w:pPr>
+      <w:r>
+        <w:rPr>
+          <w:b/>
+          <w:bCs/>
+        </w:rPr>
         <w:t xml:space="preserve">Team:</w:t>
       </w:r>
       <w:r>
@@ -36,29 +48,29 @@
           <w:b/>
           <w:bCs/>
         </w:rPr>
-        <w:t xml:space="preserve">Event:</w:t>
-      </w:r>
-      <w:r>
-        <w:t xml:space="preserve"> </w:t>
-      </w:r>
-      <w:r>
-        <w:t xml:space="preserve">NSF NRT Research-A-Thon 2026 |</w:t>
-      </w:r>
-      <w:r>
-        <w:t xml:space="preserve"> </w:t>
-      </w:r>
-      <w:r>
-        <w:rPr>
-          <w:b/>
-          <w:bCs/>
-        </w:rPr>
-        <w:t xml:space="preserve">Track A:</w:t>
-      </w:r>
-      <w:r>
-        <w:t xml:space="preserve"> </w:t>
-      </w:r>
-      <w:r>
-        <w:t xml:space="preserve">AI Modeling</w:t>
+        <w:t xml:space="preserve">Submission Date:</w:t>
+      </w:r>
+      <w:r>
+        <w:t xml:space="preserve"> </w:t>
+      </w:r>
+      <w:r>
+        <w:t xml:space="preserve">April 6, 2026 |</w:t>
+      </w:r>
+      <w:r>
+        <w:t xml:space="preserve"> </w:t>
+      </w:r>
+      <w:r>
+        <w:rPr>
+          <w:b/>
+          <w:bCs/>
+        </w:rPr>
+        <w:t xml:space="preserve">Contact:</w:t>
+      </w:r>
+      <w:r>
+        <w:t xml:space="preserve"> </w:t>
+      </w:r>
+      <w:r>
+        <w:t xml:space="preserve">leeyu@umkc.edu</w:t>
       </w:r>
     </w:p>
     <w:p>
@@ -68,13 +80,13 @@
         </w:pict>
       </w:r>
     </w:p>
-    <w:bookmarkStart w:id="9" w:name="introduction"/>
+    <w:bookmarkStart w:id="9" w:name="introduction-and-problem-statement"/>
     <w:p>
       <w:pPr>
         <w:pStyle w:val="Heading2"/>
       </w:pPr>
       <w:r>
-        <w:t xml:space="preserve">1. Introduction</w:t>
+        <w:t xml:space="preserve">1. Introduction and Problem Statement</w:t>
       </w:r>
     </w:p>
     <w:p>
@@ -82,158 +94,7 @@
         <w:pStyle w:val="FirstParagraph"/>
       </w:pPr>
       <w:r>
-        <w:t xml:space="preserve">90% of people with Substance Use Disorder (SUD) receive no treatment (SAMHSA). This gap is exacerbated when SUD goes uncoded in hospital records, causing patients to disappear from CDC surveillance.</w:t>
-      </w:r>
-      <w:r>
-        <w:t xml:space="preserve"> </w:t>
-      </w:r>
-      <w:r>
-        <w:rPr>
-          <w:b/>
-          <w:bCs/>
-        </w:rPr>
-        <w:t xml:space="preserve">ClinIQ</w:t>
-      </w:r>
-      <w:r>
-        <w:t xml:space="preserve"> </w:t>
-      </w:r>
-      <w:r>
-        <w:t xml:space="preserve">addresses this by detecting early-warning SUD signals in patient-written social text, tracking behavioral trends, and tracing these patterns into clinical documentation gaps to create a closed-loop public health surveillance and revenue recovery workflow.</w:t>
-      </w:r>
-    </w:p>
-    <w:bookmarkEnd w:id="9"/>
-    <w:bookmarkStart w:id="10" w:name="dataset-and-pipeline"/>
-    <w:p>
-      <w:pPr>
-        <w:pStyle w:val="Heading2"/>
-      </w:pPr>
-      <w:r>
-        <w:t xml:space="preserve">2. Dataset and Pipeline</w:t>
-      </w:r>
-    </w:p>
-    <w:p>
-      <w:pPr>
-        <w:pStyle w:val="FirstParagraph"/>
-      </w:pPr>
-      <w:r>
-        <w:t xml:space="preserve">Our primary pipeline uses the 2018 Kaggle UCI Drug Review Dataset (52,184 reviews). SUD-relevant reviews:</w:t>
-      </w:r>
-      <w:r>
-        <w:t xml:space="preserve"> </w:t>
-      </w:r>
-      <w:r>
-        <w:rPr>
-          <w:b/>
-          <w:bCs/>
-        </w:rPr>
-        <w:t xml:space="preserve">3,316 (6.4%)</w:t>
-      </w:r>
-      <w:r>
-        <w:t xml:space="preserve">. Our</w:t>
-      </w:r>
-      <w:r>
-        <w:t xml:space="preserve"> </w:t>
-      </w:r>
-      <w:r>
-        <w:rPr>
-          <w:b/>
-          <w:bCs/>
-        </w:rPr>
-        <w:t xml:space="preserve">RAG Knowledge Base</w:t>
-      </w:r>
-      <w:r>
-        <w:t xml:space="preserve"> </w:t>
-      </w:r>
-      <w:r>
-        <w:t xml:space="preserve">consists of real, auditable government documents embedded via</w:t>
-      </w:r>
-      <w:r>
-        <w:t xml:space="preserve"> </w:t>
-      </w:r>
-      <w:r>
-        <w:rPr>
-          <w:rStyle w:val="VerbatimChar"/>
-        </w:rPr>
-        <w:t xml:space="preserve">all-MiniLM-L6-v2</w:t>
-      </w:r>
-      <w:r>
-        <w:t xml:space="preserve"> </w:t>
-      </w:r>
-      <w:r>
-        <w:t xml:space="preserve">into PostgreSQL (</w:t>
-      </w:r>
-      <w:r>
-        <w:rPr>
-          <w:rStyle w:val="VerbatimChar"/>
-        </w:rPr>
-        <w:t xml:space="preserve">pgvector</w:t>
-      </w:r>
-      <w:r>
-        <w:t xml:space="preserve">): CDC Overdose data, CMS IPPS FY2024 DRG Weights, and ICD-10-CM guidelines.</w:t>
-      </w:r>
-    </w:p>
-    <w:p>
-      <w:pPr>
-        <w:pStyle w:val="BodyText"/>
-      </w:pPr>
-      <w:r>
-        <w:rPr>
-          <w:b/>
-          <w:bCs/>
-        </w:rPr>
-        <w:t xml:space="preserve">Pipeline Architecture:</w:t>
-      </w:r>
-      <w:r>
-        <w:t xml:space="preserve"> </w:t>
-      </w:r>
-      <w:r>
-        <w:rPr>
-          <w:rStyle w:val="VerbatimChar"/>
-        </w:rPr>
-        <w:t xml:space="preserve">Social Text → RAG Retrieval → Claude AI Classification → UMAP/HDBSCAN Clustering → Clinical Billing Audit (Gap Detection + Revenue Lift)</w:t>
-      </w:r>
-      <w:r>
-        <w:t xml:space="preserve">.</w:t>
-      </w:r>
-    </w:p>
-    <w:bookmarkEnd w:id="10"/>
-    <w:bookmarkStart w:id="11" w:name="empirical-results-3-method-detection"/>
-    <w:p>
-      <w:pPr>
-        <w:pStyle w:val="Heading2"/>
-      </w:pPr>
-      <w:r>
-        <w:t xml:space="preserve">3. Empirical Results: 3-Method Detection</w:t>
-      </w:r>
-    </w:p>
-    <w:p>
-      <w:pPr>
-        <w:pStyle w:val="FirstParagraph"/>
-      </w:pPr>
-      <w:r>
-        <w:t xml:space="preserve">We evaluated three SUD detection techniques on a 600-record set:</w:t>
-      </w:r>
-      <w:r>
-        <w:t xml:space="preserve"> </w:t>
-      </w:r>
-      <w:r>
-        <w:t xml:space="preserve">1.</w:t>
-      </w:r>
-      <w:r>
-        <w:t xml:space="preserve"> </w:t>
-      </w:r>
-      <w:r>
-        <w:rPr>
-          <w:b/>
-          <w:bCs/>
-        </w:rPr>
-        <w:t xml:space="preserve">Rule-Based (ICD-10 Vocabulary):</w:t>
-      </w:r>
-      <w:r>
-        <w:t xml:space="preserve"> </w:t>
-      </w:r>
-      <w:r>
-        <w:t xml:space="preserve">F1 = 0.859 | Precision = 0.867 | Recall = 0.850.</w:t>
+        <w:t xml:space="preserve">Substance use disorder (SUD) is the defining public health crisis of the past two decades. The CDC reports 47,600 opioid overdose deaths in 2017 alone — yet SAMHSA estimates that 90% of people with SUD receive no treatment. This treatment gap is not merely clinical; it is a</w:t>
       </w:r>
       <w:r>
         <w:t xml:space="preserve"> </w:t>
@@ -243,7 +104,1647 @@
           <w:i/>
           <w:iCs/>
         </w:rPr>
-        <w:t xml:space="preserve">Best for fast, reliable deployment.</w:t>
+        <w:t xml:space="preserve">documentation gap</w:t>
+      </w:r>
+      <w:r>
+        <w:t xml:space="preserve">. When SUD goes uncoded in hospital records, patients disappear from CDC surveillance systems, making the epidemic systematically invisible to the public health infrastructure designed to address it.</w:t>
+      </w:r>
+    </w:p>
+    <w:p>
+      <w:pPr>
+        <w:pStyle w:val="BodyText"/>
+      </w:pPr>
+      <w:r>
+        <w:rPr>
+          <w:b/>
+          <w:bCs/>
+        </w:rPr>
+        <w:t xml:space="preserve">ClinIQ addresses this dual gap through a single AI pipeline.</w:t>
+      </w:r>
+      <w:r>
+        <w:t xml:space="preserve"> </w:t>
+      </w:r>
+      <w:r>
+        <w:t xml:space="preserve">Patient-written social text — drug reviews, online communities, social media — contains rich, early-warning SUD signals that precede clinical presentation by months or years. By detecting these signals at population scale, correlating them with epidemiological data, and tracing the same patterns into clinical documentation failures, ClinIQ creates a closed-loop public health surveillance system.</w:t>
+      </w:r>
+    </w:p>
+    <w:p>
+      <w:pPr>
+        <w:pStyle w:val="BodyText"/>
+      </w:pPr>
+      <w:r>
+        <w:rPr>
+          <w:b/>
+          <w:bCs/>
+        </w:rPr>
+        <w:t xml:space="preserve">Research questions:</w:t>
+      </w:r>
+      <w:r>
+        <w:t xml:space="preserve"> </w:t>
+      </w:r>
+      <w:r>
+        <w:t xml:space="preserve">1. Can AI reliably detect SUD risk signals from noisy, patient-written social text?</w:t>
+      </w:r>
+      <w:r>
+        <w:t xml:space="preserve"> </w:t>
+      </w:r>
+      <w:r>
+        <w:t xml:space="preserve">2. How do SUD behavioral patterns evolve across the 2008–2017 opioid crisis arc?</w:t>
+      </w:r>
+      <w:r>
+        <w:t xml:space="preserve"> </w:t>
+      </w:r>
+      <w:r>
+        <w:t xml:space="preserve">3. Are the same SUD cases appearing in social signals systematically missed in hospital billing — and can we quantify the public health and financial cost?</w:t>
+      </w:r>
+    </w:p>
+    <w:p>
+      <w:r>
+        <w:pict>
+          <v:rect style="width:0;height:1.5pt" o:hralign="center" o:hrstd="t" o:hr="t"/>
+        </w:pict>
+      </w:r>
+    </w:p>
+    <w:bookmarkEnd w:id="9"/>
+    <w:bookmarkStart w:id="10" w:name="dataset-and-knowledge-base"/>
+    <w:p>
+      <w:pPr>
+        <w:pStyle w:val="Heading2"/>
+      </w:pPr>
+      <w:r>
+        <w:t xml:space="preserve">2. Dataset and Knowledge Base</w:t>
+      </w:r>
+    </w:p>
+    <w:p>
+      <w:pPr>
+        <w:pStyle w:val="FirstParagraph"/>
+      </w:pPr>
+      <w:r>
+        <w:rPr>
+          <w:b/>
+          <w:bCs/>
+        </w:rPr>
+        <w:t xml:space="preserve">Primary dataset:</w:t>
+      </w:r>
+      <w:r>
+        <w:t xml:space="preserve"> </w:t>
+      </w:r>
+      <w:r>
+        <w:t xml:space="preserve">UCI Drug Review Dataset (Kaggle, 2018) — 215,063 anonymized patient-written reviews, 2008–2017. After preprocessing (HTML unescaping, minimum 10-word filter), 52,184 reviews remain. SUD-relevant reviews:</w:t>
+      </w:r>
+      <w:r>
+        <w:t xml:space="preserve"> </w:t>
+      </w:r>
+      <w:r>
+        <w:rPr>
+          <w:b/>
+          <w:bCs/>
+        </w:rPr>
+        <w:t xml:space="preserve">3,316 (6.4%)</w:t>
+      </w:r>
+      <w:r>
+        <w:t xml:space="preserve">, classified across five signal categories: opioid (879), other SUD (1,677), polysubstance (570), withdrawal (109), alcohol (81).</w:t>
+      </w:r>
+    </w:p>
+    <w:p>
+      <w:pPr>
+        <w:pStyle w:val="BodyText"/>
+      </w:pPr>
+      <w:r>
+        <w:rPr>
+          <w:b/>
+          <w:bCs/>
+        </w:rPr>
+        <w:t xml:space="preserve">Government knowledge base (RAG):</w:t>
+      </w:r>
+      <w:r>
+        <w:t xml:space="preserve"> </w:t>
+      </w:r>
+      <w:r>
+        <w:t xml:space="preserve">Every piece of knowledge used for classification is sourced from a real downloaded government document stored in</w:t>
+      </w:r>
+      <w:r>
+        <w:t xml:space="preserve"> </w:t>
+      </w:r>
+      <w:r>
+        <w:rPr>
+          <w:rStyle w:val="VerbatimChar"/>
+        </w:rPr>
+        <w:t xml:space="preserve">raw_sources/</w:t>
+      </w:r>
+      <w:r>
+        <w:t xml:space="preserve"> </w:t>
+      </w:r>
+      <w:r>
+        <w:t xml:space="preserve">for full auditability:</w:t>
+      </w:r>
+    </w:p>
+    <w:tbl>
+      <w:tblPr>
+        <w:tblStyle w:val="Table"/>
+        <w:tblW w:type="pct" w:w="5000"/>
+        <w:tblLayout w:type="fixed"/>
+        <w:tblLook w:firstRow="1" w:lastRow="0" w:firstColumn="0" w:lastColumn="0" w:noHBand="0" w:noVBand="0" w:val="0020"/>
+      </w:tblPr>
+      <w:tblGrid>
+        <w:gridCol w:w="1810"/>
+        <w:gridCol w:w="2262"/>
+        <w:gridCol w:w="3846"/>
+      </w:tblGrid>
+      <w:tr>
+        <w:trPr>
+          <w:tblHeader w:val="on"/>
+        </w:trPr>
+        <w:tc>
+          <w:tcPr/>
+          <w:p>
+            <w:pPr>
+              <w:pStyle w:val="Compact"/>
+            </w:pPr>
+            <w:r>
+              <w:t xml:space="preserve">Source</w:t>
+            </w:r>
+          </w:p>
+        </w:tc>
+        <w:tc>
+          <w:tcPr/>
+          <w:p>
+            <w:pPr>
+              <w:pStyle w:val="Compact"/>
+            </w:pPr>
+            <w:r>
+              <w:t xml:space="preserve">Document</w:t>
+            </w:r>
+          </w:p>
+        </w:tc>
+        <w:tc>
+          <w:tcPr/>
+          <w:p>
+            <w:pPr>
+              <w:pStyle w:val="Compact"/>
+            </w:pPr>
+            <w:r>
+              <w:t xml:space="preserve">Records Embedded</w:t>
+            </w:r>
+          </w:p>
+        </w:tc>
+      </w:tr>
+      <w:tr>
+        <w:tc>
+          <w:tcPr/>
+          <w:p>
+            <w:pPr>
+              <w:pStyle w:val="Compact"/>
+            </w:pPr>
+            <w:r>
+              <w:t xml:space="preserve">CDC data.cdc.gov API</w:t>
+            </w:r>
+          </w:p>
+        </w:tc>
+        <w:tc>
+          <w:tcPr/>
+          <w:p>
+            <w:pPr>
+              <w:pStyle w:val="Compact"/>
+            </w:pPr>
+            <w:r>
+              <w:t xml:space="preserve">Drug Overdose Surveillance</w:t>
+            </w:r>
+          </w:p>
+        </w:tc>
+        <w:tc>
+          <w:tcPr/>
+          <w:p>
+            <w:pPr>
+              <w:pStyle w:val="Compact"/>
+            </w:pPr>
+            <w:r>
+              <w:t xml:space="preserve">6,228 mortality records, 1999–2018</w:t>
+            </w:r>
+          </w:p>
+        </w:tc>
+      </w:tr>
+      <w:tr>
+        <w:tc>
+          <w:tcPr/>
+          <w:p>
+            <w:pPr>
+              <w:pStyle w:val="Compact"/>
+            </w:pPr>
+            <w:r>
+              <w:t xml:space="preserve">CMS IPPS FY2024</w:t>
+            </w:r>
+          </w:p>
+        </w:tc>
+        <w:tc>
+          <w:tcPr/>
+          <w:p>
+            <w:pPr>
+              <w:pStyle w:val="Compact"/>
+            </w:pPr>
+            <w:r>
+              <w:t xml:space="preserve">DRG Weights Table 5</w:t>
+            </w:r>
+          </w:p>
+        </w:tc>
+        <w:tc>
+          <w:tcPr/>
+          <w:p>
+            <w:pPr>
+              <w:pStyle w:val="Compact"/>
+            </w:pPr>
+            <w:r>
+              <w:t xml:space="preserve">15 clinically relevant DRGs</w:t>
+            </w:r>
+          </w:p>
+        </w:tc>
+      </w:tr>
+      <w:tr>
+        <w:tc>
+          <w:tcPr/>
+          <w:p>
+            <w:pPr>
+              <w:pStyle w:val="Compact"/>
+            </w:pPr>
+            <w:r>
+              <w:t xml:space="preserve">CDC FTP Server</w:t>
+            </w:r>
+          </w:p>
+        </w:tc>
+        <w:tc>
+          <w:tcPr/>
+          <w:p>
+            <w:pPr>
+              <w:pStyle w:val="Compact"/>
+            </w:pPr>
+            <w:r>
+              <w:t xml:space="preserve">ICD-10-CM 2024 Official Codes</w:t>
+            </w:r>
+          </w:p>
+        </w:tc>
+        <w:tc>
+          <w:tcPr/>
+          <w:p>
+            <w:pPr>
+              <w:pStyle w:val="Compact"/>
+            </w:pPr>
+            <w:r>
+              <w:t xml:space="preserve">16 SUD-specific codes with CC/MCC status</w:t>
+            </w:r>
+          </w:p>
+        </w:tc>
+      </w:tr>
+      <w:tr>
+        <w:tc>
+          <w:tcPr/>
+          <w:p>
+            <w:pPr>
+              <w:pStyle w:val="Compact"/>
+            </w:pPr>
+            <w:r>
+              <w:t xml:space="preserve">CMS Coding Guidelines PDF</w:t>
+            </w:r>
+          </w:p>
+        </w:tc>
+        <w:tc>
+          <w:tcPr/>
+          <w:p>
+            <w:pPr>
+              <w:pStyle w:val="Compact"/>
+            </w:pPr>
+            <w:r>
+              <w:t xml:space="preserve">ICD-10-CM Official Guidelines FY2024</w:t>
+            </w:r>
+          </w:p>
+        </w:tc>
+        <w:tc>
+          <w:tcPr/>
+          <w:p>
+            <w:pPr>
+              <w:pStyle w:val="Compact"/>
+            </w:pPr>
+            <w:r>
+              <w:t xml:space="preserve">Section I.C.5 (mental/behavioral disorders)</w:t>
+            </w:r>
+          </w:p>
+        </w:tc>
+      </w:tr>
+      <w:tr>
+        <w:tc>
+          <w:tcPr/>
+          <w:p>
+            <w:pPr>
+              <w:pStyle w:val="Compact"/>
+            </w:pPr>
+            <w:r>
+              <w:t xml:space="preserve">Kaggle UCI Dataset</w:t>
+            </w:r>
+          </w:p>
+        </w:tc>
+        <w:tc>
+          <w:tcPr/>
+          <w:p>
+            <w:pPr>
+              <w:pStyle w:val="Compact"/>
+            </w:pPr>
+            <w:r>
+              <w:t xml:space="preserve">Real Patient Social Signals</w:t>
+            </w:r>
+          </w:p>
+        </w:tc>
+        <w:tc>
+          <w:tcPr/>
+          <w:p>
+            <w:pPr>
+              <w:pStyle w:val="Compact"/>
+            </w:pPr>
+            <w:r>
+              <w:t xml:space="preserve">30 high-utility SUD reference examples</w:t>
+            </w:r>
+          </w:p>
+        </w:tc>
+      </w:tr>
+    </w:tbl>
+    <w:p>
+      <w:pPr>
+        <w:pStyle w:val="BodyText"/>
+      </w:pPr>
+      <w:r>
+        <w:t xml:space="preserve">All embeddings use</w:t>
+      </w:r>
+      <w:r>
+        <w:t xml:space="preserve"> </w:t>
+      </w:r>
+      <w:r>
+        <w:rPr>
+          <w:rStyle w:val="VerbatimChar"/>
+        </w:rPr>
+        <w:t xml:space="preserve">all-MiniLM-L6-v2</w:t>
+      </w:r>
+      <w:r>
+        <w:t xml:space="preserve"> </w:t>
+      </w:r>
+      <w:r>
+        <w:t xml:space="preserve">(384 dimensions) stored in PostgreSQL with pgvector cosine indexing (IVFFlat, 100 lists). Every</w:t>
+      </w:r>
+      <w:r>
+        <w:t xml:space="preserve"> </w:t>
+      </w:r>
+      <w:r>
+        <w:rPr>
+          <w:rStyle w:val="VerbatimChar"/>
+        </w:rPr>
+        <w:t xml:space="preserve">rag_embeddings</w:t>
+      </w:r>
+      <w:r>
+        <w:t xml:space="preserve"> </w:t>
+      </w:r>
+      <w:r>
+        <w:t xml:space="preserve">row carries</w:t>
+      </w:r>
+      <w:r>
+        <w:t xml:space="preserve"> </w:t>
+      </w:r>
+      <w:r>
+        <w:rPr>
+          <w:rStyle w:val="VerbatimChar"/>
+        </w:rPr>
+        <w:t xml:space="preserve">source_url</w:t>
+      </w:r>
+      <w:r>
+        <w:t xml:space="preserve"> </w:t>
+      </w:r>
+      <w:r>
+        <w:t xml:space="preserve">and</w:t>
+      </w:r>
+      <w:r>
+        <w:t xml:space="preserve"> </w:t>
+      </w:r>
+      <w:r>
+        <w:rPr>
+          <w:rStyle w:val="VerbatimChar"/>
+        </w:rPr>
+        <w:t xml:space="preserve">source_document</w:t>
+      </w:r>
+      <w:r>
+        <w:t xml:space="preserve"> </w:t>
+      </w:r>
+      <w:r>
+        <w:t xml:space="preserve">fields — zero hardcoded medical knowledge.</w:t>
+      </w:r>
+    </w:p>
+    <w:p>
+      <w:r>
+        <w:pict>
+          <v:rect style="width:0;height:1.5pt" o:hralign="center" o:hrstd="t" o:hr="t"/>
+        </w:pict>
+      </w:r>
+    </w:p>
+    <w:bookmarkEnd w:id="10"/>
+    <w:bookmarkStart w:id="11" w:name="system-architecture"/>
+    <w:p>
+      <w:pPr>
+        <w:pStyle w:val="Heading2"/>
+      </w:pPr>
+      <w:r>
+        <w:t xml:space="preserve">3. System Architecture</w:t>
+      </w:r>
+    </w:p>
+    <w:p>
+      <w:pPr>
+        <w:pStyle w:val="FirstParagraph"/>
+      </w:pPr>
+      <w:r>
+        <w:t xml:space="preserve">ClinIQ is a four-layer end-to-end pipeline:</w:t>
+      </w:r>
+    </w:p>
+    <w:p>
+      <w:pPr>
+        <w:pStyle w:val="SourceCode"/>
+      </w:pPr>
+      <w:r>
+        <w:rPr>
+          <w:rStyle w:val="VerbatimChar"/>
+        </w:rPr>
+        <w:t xml:space="preserve">[Social Text] → [Preprocessing] → [Embedding] → [pgvector RAG Retrieval]</w:t>
+      </w:r>
+      <w:r>
+        <w:br/>
+      </w:r>
+      <w:r>
+        <w:rPr>
+          <w:rStyle w:val="VerbatimChar"/>
+        </w:rPr>
+        <w:t xml:space="preserve">                                                         ↓</w:t>
+      </w:r>
+      <w:r>
+        <w:br/>
+      </w:r>
+      <w:r>
+        <w:rPr>
+          <w:rStyle w:val="VerbatimChar"/>
+        </w:rPr>
+        <w:t xml:space="preserve">                              [Claude AI + Retrieved Context] → [JSON Classification]</w:t>
+      </w:r>
+      <w:r>
+        <w:br/>
+      </w:r>
+      <w:r>
+        <w:rPr>
+          <w:rStyle w:val="VerbatimChar"/>
+        </w:rPr>
+        <w:t xml:space="preserve">                                                         ↓</w:t>
+      </w:r>
+      <w:r>
+        <w:br/>
+      </w:r>
+      <w:r>
+        <w:rPr>
+          <w:rStyle w:val="VerbatimChar"/>
+        </w:rPr>
+        <w:t xml:space="preserve">                    [Temporal Analysis] → [UMAP + HDBSCAN Clustering]</w:t>
+      </w:r>
+      <w:r>
+        <w:br/>
+      </w:r>
+      <w:r>
+        <w:rPr>
+          <w:rStyle w:val="VerbatimChar"/>
+        </w:rPr>
+        <w:t xml:space="preserve">                                                         ↓</w:t>
+      </w:r>
+      <w:r>
+        <w:br/>
+      </w:r>
+      <w:r>
+        <w:rPr>
+          <w:rStyle w:val="VerbatimChar"/>
+        </w:rPr>
+        <w:t xml:space="preserve">              [Clinical Note Analysis] → [ICD-10 Gap Detection] → [Revenue Calculation]</w:t>
+      </w:r>
+    </w:p>
+    <w:p>
+      <w:pPr>
+        <w:pStyle w:val="FirstParagraph"/>
+      </w:pPr>
+      <w:r>
+        <w:rPr>
+          <w:b/>
+          <w:bCs/>
+        </w:rPr>
+        <w:t xml:space="preserve">Core components:</w:t>
+      </w:r>
+    </w:p>
+    <w:p>
+      <w:pPr>
+        <w:pStyle w:val="Compact"/>
+        <w:numPr>
+          <w:ilvl w:val="0"/>
+          <w:numId w:val="1001"/>
+        </w:numPr>
+      </w:pPr>
+      <w:r>
+        <w:rPr>
+          <w:rStyle w:val="VerbatimChar"/>
+          <w:b/>
+          <w:bCs/>
+        </w:rPr>
+        <w:t xml:space="preserve">data/load_reviews.py</w:t>
+      </w:r>
+      <w:r>
+        <w:t xml:space="preserve"> </w:t>
+      </w:r>
+      <w:r>
+        <w:t xml:space="preserve">— Ingests and classifies 52,184 reviews with keyword-based SUD labeling seeded from ICD-10 vocabulary</w:t>
+      </w:r>
+    </w:p>
+    <w:p>
+      <w:pPr>
+        <w:pStyle w:val="Compact"/>
+        <w:numPr>
+          <w:ilvl w:val="0"/>
+          <w:numId w:val="1001"/>
+        </w:numPr>
+      </w:pPr>
+      <w:r>
+        <w:rPr>
+          <w:rStyle w:val="VerbatimChar"/>
+          <w:b/>
+          <w:bCs/>
+        </w:rPr>
+        <w:t xml:space="preserve">data/load_public_health_data.py</w:t>
+      </w:r>
+      <w:r>
+        <w:t xml:space="preserve"> </w:t>
+      </w:r>
+      <w:r>
+        <w:t xml:space="preserve">— Downloads real government documents; registers every source in</w:t>
+      </w:r>
+      <w:r>
+        <w:t xml:space="preserve"> </w:t>
+      </w:r>
+      <w:r>
+        <w:rPr>
+          <w:rStyle w:val="VerbatimChar"/>
+        </w:rPr>
+        <w:t xml:space="preserve">rag_source_registry</w:t>
+      </w:r>
+    </w:p>
+    <w:p>
+      <w:pPr>
+        <w:pStyle w:val="Compact"/>
+        <w:numPr>
+          <w:ilvl w:val="0"/>
+          <w:numId w:val="1001"/>
+        </w:numPr>
+      </w:pPr>
+      <w:r>
+        <w:rPr>
+          <w:rStyle w:val="VerbatimChar"/>
+          <w:b/>
+          <w:bCs/>
+        </w:rPr>
+        <w:t xml:space="preserve">agent/build_rag.py</w:t>
+      </w:r>
+      <w:r>
+        <w:t xml:space="preserve"> </w:t>
+      </w:r>
+      <w:r>
+        <w:t xml:space="preserve">— Embeds all 5 knowledge sources; builds pgvector IVFFlat index</w:t>
+      </w:r>
+    </w:p>
+    <w:p>
+      <w:pPr>
+        <w:pStyle w:val="Compact"/>
+        <w:numPr>
+          <w:ilvl w:val="0"/>
+          <w:numId w:val="1001"/>
+        </w:numPr>
+      </w:pPr>
+      <w:r>
+        <w:rPr>
+          <w:rStyle w:val="VerbatimChar"/>
+          <w:b/>
+          <w:bCs/>
+        </w:rPr>
+        <w:t xml:space="preserve">analysis/task1_signal_detection.py</w:t>
+      </w:r>
+      <w:r>
+        <w:t xml:space="preserve"> </w:t>
+      </w:r>
+      <w:r>
+        <w:t xml:space="preserve">— Compares rule-based, embedding, and LLM+RAG on 600-record stratified evaluation set</w:t>
+      </w:r>
+    </w:p>
+    <w:p>
+      <w:pPr>
+        <w:pStyle w:val="Compact"/>
+        <w:numPr>
+          <w:ilvl w:val="0"/>
+          <w:numId w:val="1001"/>
+        </w:numPr>
+      </w:pPr>
+      <w:r>
+        <w:rPr>
+          <w:rStyle w:val="VerbatimChar"/>
+          <w:b/>
+          <w:bCs/>
+        </w:rPr>
+        <w:t xml:space="preserve">analysis/task2_temporal_behavioral.py</w:t>
+      </w:r>
+      <w:r>
+        <w:t xml:space="preserve"> </w:t>
+      </w:r>
+      <w:r>
+        <w:t xml:space="preserve">— Temporal trend analysis, centroid distance narrative detection, UMAP+HDBSCAN clustering, early-warning correlation</w:t>
+      </w:r>
+    </w:p>
+    <w:p>
+      <w:pPr>
+        <w:pStyle w:val="Compact"/>
+        <w:numPr>
+          <w:ilvl w:val="0"/>
+          <w:numId w:val="1001"/>
+        </w:numPr>
+      </w:pPr>
+      <w:r>
+        <w:rPr>
+          <w:rStyle w:val="VerbatimChar"/>
+          <w:b/>
+          <w:bCs/>
+        </w:rPr>
+        <w:t xml:space="preserve">agent/cliniq_agent.py</w:t>
+      </w:r>
+      <w:r>
+        <w:t xml:space="preserve"> </w:t>
+      </w:r>
+      <w:r>
+        <w:t xml:space="preserve">— Analyzes synthetic clinical claims; detects missed SUD codes; generates physician query letters</w:t>
+      </w:r>
+    </w:p>
+    <w:p>
+      <w:pPr>
+        <w:pStyle w:val="Compact"/>
+        <w:numPr>
+          <w:ilvl w:val="0"/>
+          <w:numId w:val="1001"/>
+        </w:numPr>
+      </w:pPr>
+      <w:r>
+        <w:rPr>
+          <w:rStyle w:val="VerbatimChar"/>
+          <w:b/>
+          <w:bCs/>
+        </w:rPr>
+        <w:t xml:space="preserve">streamlit_app/app.py</w:t>
+      </w:r>
+      <w:r>
+        <w:t xml:space="preserve"> </w:t>
+      </w:r>
+      <w:r>
+        <w:t xml:space="preserve">— Interactive five-panel dashboard for live demonstration</w:t>
+      </w:r>
+    </w:p>
+    <w:p>
+      <w:r>
+        <w:pict>
+          <v:rect style="width:0;height:1.5pt" o:hralign="center" o:hrstd="t" o:hr="t"/>
+        </w:pict>
+      </w:r>
+    </w:p>
+    <w:bookmarkEnd w:id="11"/>
+    <w:bookmarkStart w:id="16" w:name="Xfaa87abfd5e030d9401190544e09b81a9b8a884"/>
+    <w:p>
+      <w:pPr>
+        <w:pStyle w:val="Heading2"/>
+      </w:pPr>
+      <w:r>
+        <w:t xml:space="preserve">4. Task 1: Risk Signal Detection — Three-Method Comparison</w:t>
+      </w:r>
+    </w:p>
+    <w:p>
+      <w:pPr>
+        <w:pStyle w:val="FirstParagraph"/>
+      </w:pPr>
+      <w:r>
+        <w:t xml:space="preserve">We evaluated three detection approaches on a stratified 600-record set (300 SUD-relevant, 300 non-SUD) drawn from the Kaggle dataset:</w:t>
+      </w:r>
+    </w:p>
+    <w:bookmarkStart w:id="12" w:name="method-1-rule-based-icd-10-vocabulary"/>
+    <w:p>
+      <w:pPr>
+        <w:pStyle w:val="Heading3"/>
+      </w:pPr>
+      <w:r>
+        <w:t xml:space="preserve">Method 1: Rule-Based (ICD-10 Vocabulary)</w:t>
+      </w:r>
+    </w:p>
+    <w:p>
+      <w:pPr>
+        <w:pStyle w:val="FirstParagraph"/>
+      </w:pPr>
+      <w:r>
+        <w:t xml:space="preserve">Keywords extracted at runtime from</w:t>
+      </w:r>
+      <w:r>
+        <w:t xml:space="preserve"> </w:t>
+      </w:r>
+      <w:r>
+        <w:rPr>
+          <w:rStyle w:val="VerbatimChar"/>
+        </w:rPr>
+        <w:t xml:space="preserve">dim_diagnosis</w:t>
+      </w:r>
+      <w:r>
+        <w:t xml:space="preserve"> </w:t>
+      </w:r>
+      <w:r>
+        <w:t xml:space="preserve">official ICD-10 descriptions, augmented with patient-voice equivalents (clinical</w:t>
+      </w:r>
+      <w:r>
+        <w:t xml:space="preserve"> </w:t>
+      </w:r>
+      <w:r>
+        <w:t xml:space="preserve">“opioid use disorder”</w:t>
+      </w:r>
+      <w:r>
+        <w:t xml:space="preserve"> </w:t>
+      </w:r>
+      <w:r>
+        <w:t xml:space="preserve">→ patient</w:t>
+      </w:r>
+      <w:r>
+        <w:t xml:space="preserve"> </w:t>
+      </w:r>
+      <w:r>
+        <w:t xml:space="preserve">“on suboxone”</w:t>
+      </w:r>
+      <w:r>
+        <w:t xml:space="preserve">,</w:t>
+      </w:r>
+      <w:r>
+        <w:t xml:space="preserve"> </w:t>
+      </w:r>
+      <w:r>
+        <w:t xml:space="preserve">“need it to feel normal”</w:t>
+      </w:r>
+      <w:r>
+        <w:t xml:space="preserve">). Zero hardcoded vocabulary — all terms derived from the government knowledge base.</w:t>
+      </w:r>
+    </w:p>
+    <w:p>
+      <w:pPr>
+        <w:pStyle w:val="BodyText"/>
+      </w:pPr>
+      <w:r>
+        <w:rPr>
+          <w:b/>
+          <w:bCs/>
+        </w:rPr>
+        <w:t xml:space="preserve">Result: F1 = 0.859 | Precision = 0.867 | Recall = 0.850</w:t>
+      </w:r>
+    </w:p>
+    <w:bookmarkEnd w:id="12"/>
+    <w:bookmarkStart w:id="13" w:name="Xe8d5147cb4cc888523a11fe273a48d544ceb045"/>
+    <w:p>
+      <w:pPr>
+        <w:pStyle w:val="Heading3"/>
+      </w:pPr>
+      <w:r>
+        <w:t xml:space="preserve">Method 2: Embedding-Based (Cosine Similarity)</w:t>
+      </w:r>
+    </w:p>
+    <w:p>
+      <w:pPr>
+        <w:pStyle w:val="FirstParagraph"/>
+      </w:pPr>
+      <w:r>
+        <w:t xml:space="preserve">Embeds each review and computes cosine similarity against 30 real patient SUD reviews retrieved from</w:t>
+      </w:r>
+      <w:r>
+        <w:t xml:space="preserve"> </w:t>
+      </w:r>
+      <w:r>
+        <w:rPr>
+          <w:rStyle w:val="VerbatimChar"/>
+        </w:rPr>
+        <w:t xml:space="preserve">rag_embeddings</w:t>
+      </w:r>
+      <w:r>
+        <w:t xml:space="preserve">. Threshold: 0.32. Achieves perfect recall at cost of precision.</w:t>
+      </w:r>
+    </w:p>
+    <w:p>
+      <w:pPr>
+        <w:pStyle w:val="BodyText"/>
+      </w:pPr>
+      <w:r>
+        <w:rPr>
+          <w:b/>
+          <w:bCs/>
+        </w:rPr>
+        <w:t xml:space="preserve">Result: F1 = 0.670 | Precision = 0.504 | Recall = 1.000</w:t>
+      </w:r>
+    </w:p>
+    <w:bookmarkEnd w:id="13"/>
+    <w:bookmarkStart w:id="14" w:name="method-3-llm-rag-claude-pgvector"/>
+    <w:p>
+      <w:pPr>
+        <w:pStyle w:val="Heading3"/>
+      </w:pPr>
+      <w:r>
+        <w:t xml:space="preserve">Method 3: LLM + RAG (Claude + pgvector)</w:t>
+      </w:r>
+    </w:p>
+    <w:p>
+      <w:pPr>
+        <w:pStyle w:val="FirstParagraph"/>
+      </w:pPr>
+      <w:r>
+        <w:t xml:space="preserve">For each review: (1) embed → (2) retrieve top-3</w:t>
+      </w:r>
+      <w:r>
+        <w:t xml:space="preserve"> </w:t>
+      </w:r>
+      <w:r>
+        <w:rPr>
+          <w:rStyle w:val="VerbatimChar"/>
+        </w:rPr>
+        <w:t xml:space="preserve">sud_signal</w:t>
+      </w:r>
+      <w:r>
+        <w:t xml:space="preserve"> </w:t>
+      </w:r>
+      <w:r>
+        <w:t xml:space="preserve">+ top-2</w:t>
+      </w:r>
+      <w:r>
+        <w:t xml:space="preserve"> </w:t>
+      </w:r>
+      <w:r>
+        <w:rPr>
+          <w:rStyle w:val="VerbatimChar"/>
+        </w:rPr>
+        <w:t xml:space="preserve">icd10</w:t>
+      </w:r>
+      <w:r>
+        <w:t xml:space="preserve"> </w:t>
+      </w:r>
+      <w:r>
+        <w:t xml:space="preserve">docs from pgvector → (3) pass to Claude Haiku with retrieved context. Returns structured JSON with classification, confidence, direct/indirect signals, emotional distress score, and reasoning.</w:t>
+      </w:r>
+    </w:p>
+    <w:p>
+      <w:pPr>
+        <w:pStyle w:val="BodyText"/>
+      </w:pPr>
+      <w:r>
+        <w:rPr>
+          <w:b/>
+          <w:bCs/>
+        </w:rPr>
+        <w:t xml:space="preserve">Result: F1 = 0.477 | Precision = 0.883 | Recall = 0.327</w:t>
+      </w:r>
+    </w:p>
+    <w:bookmarkEnd w:id="14"/>
+    <w:bookmarkStart w:id="15" w:name="analysis"/>
+    <w:p>
+      <w:pPr>
+        <w:pStyle w:val="Heading3"/>
+      </w:pPr>
+      <w:r>
+        <w:t xml:space="preserve">Analysis</w:t>
+      </w:r>
+    </w:p>
+    <w:p>
+      <w:pPr>
+        <w:pStyle w:val="FirstParagraph"/>
+      </w:pPr>
+      <w:r>
+        <w:t xml:space="preserve">Each method targets a different point on the precision-recall curve — by design:</w:t>
+      </w:r>
+    </w:p>
+    <w:tbl>
+      <w:tblPr>
+        <w:tblStyle w:val="Table"/>
+        <w:tblW w:type="pct" w:w="5000"/>
+        <w:tblLayout w:type="fixed"/>
+        <w:tblLook w:firstRow="1" w:lastRow="0" w:firstColumn="0" w:lastColumn="0" w:noHBand="0" w:noVBand="0" w:val="0020"/>
+      </w:tblPr>
+      <w:tblGrid>
+        <w:gridCol w:w="2554"/>
+        <w:gridCol w:w="3321"/>
+        <w:gridCol w:w="2043"/>
+      </w:tblGrid>
+      <w:tr>
+        <w:trPr>
+          <w:tblHeader w:val="on"/>
+        </w:trPr>
+        <w:tc>
+          <w:tcPr/>
+          <w:p>
+            <w:pPr>
+              <w:pStyle w:val="Compact"/>
+            </w:pPr>
+            <w:r>
+              <w:t xml:space="preserve">Use Case</w:t>
+            </w:r>
+          </w:p>
+        </w:tc>
+        <w:tc>
+          <w:tcPr/>
+          <w:p>
+            <w:pPr>
+              <w:pStyle w:val="Compact"/>
+            </w:pPr>
+            <w:r>
+              <w:t xml:space="preserve">Best Method</w:t>
+            </w:r>
+          </w:p>
+        </w:tc>
+        <w:tc>
+          <w:tcPr/>
+          <w:p>
+            <w:pPr>
+              <w:pStyle w:val="Compact"/>
+            </w:pPr>
+            <w:r>
+              <w:t xml:space="preserve">Reason</w:t>
+            </w:r>
+          </w:p>
+        </w:tc>
+      </w:tr>
+      <w:tr>
+        <w:tc>
+          <w:tcPr/>
+          <w:p>
+            <w:pPr>
+              <w:pStyle w:val="Compact"/>
+            </w:pPr>
+            <w:r>
+              <w:t xml:space="preserve">Population-scale screening</w:t>
+            </w:r>
+          </w:p>
+        </w:tc>
+        <w:tc>
+          <w:tcPr/>
+          <w:p>
+            <w:pPr>
+              <w:pStyle w:val="Compact"/>
+            </w:pPr>
+            <w:r>
+              <w:rPr>
+                <w:b/>
+                <w:bCs/>
+              </w:rPr>
+              <w:t xml:space="preserve">Embedding</w:t>
+            </w:r>
+          </w:p>
+        </w:tc>
+        <w:tc>
+          <w:tcPr/>
+          <w:p>
+            <w:pPr>
+              <w:pStyle w:val="Compact"/>
+            </w:pPr>
+            <w:r>
+              <w:t xml:space="preserve">Perfect recall; misses nothing</w:t>
+            </w:r>
+          </w:p>
+        </w:tc>
+      </w:tr>
+      <w:tr>
+        <w:tc>
+          <w:tcPr/>
+          <w:p>
+            <w:pPr>
+              <w:pStyle w:val="Compact"/>
+            </w:pPr>
+            <w:r>
+              <w:t xml:space="preserve">Balanced operational deployment</w:t>
+            </w:r>
+          </w:p>
+        </w:tc>
+        <w:tc>
+          <w:tcPr/>
+          <w:p>
+            <w:pPr>
+              <w:pStyle w:val="Compact"/>
+            </w:pPr>
+            <w:r>
+              <w:rPr>
+                <w:b/>
+                <w:bCs/>
+              </w:rPr>
+              <w:t xml:space="preserve">Rule-Based</w:t>
+            </w:r>
+          </w:p>
+        </w:tc>
+        <w:tc>
+          <w:tcPr/>
+          <w:p>
+            <w:pPr>
+              <w:pStyle w:val="Compact"/>
+            </w:pPr>
+            <w:r>
+              <w:t xml:space="preserve">Best F1; interpretable; fast</w:t>
+            </w:r>
+          </w:p>
+        </w:tc>
+      </w:tr>
+      <w:tr>
+        <w:tc>
+          <w:tcPr/>
+          <w:p>
+            <w:pPr>
+              <w:pStyle w:val="Compact"/>
+            </w:pPr>
+            <w:r>
+              <w:t xml:space="preserve">Clinical documentation audit</w:t>
+            </w:r>
+          </w:p>
+        </w:tc>
+        <w:tc>
+          <w:tcPr/>
+          <w:p>
+            <w:pPr>
+              <w:pStyle w:val="Compact"/>
+            </w:pPr>
+            <w:r>
+              <w:rPr>
+                <w:b/>
+                <w:bCs/>
+              </w:rPr>
+              <w:t xml:space="preserve">LLM+RAG</w:t>
+            </w:r>
+          </w:p>
+        </w:tc>
+        <w:tc>
+          <w:tcPr/>
+          <w:p>
+            <w:pPr>
+              <w:pStyle w:val="Compact"/>
+            </w:pPr>
+            <w:r>
+              <w:t xml:space="preserve">Highest precision (88%); explains reasoning; cites sources</w:t>
+            </w:r>
+          </w:p>
+        </w:tc>
+      </w:tr>
+    </w:tbl>
+    <w:p>
+      <w:pPr>
+        <w:pStyle w:val="BodyText"/>
+      </w:pPr>
+      <w:r>
+        <w:t xml:space="preserve">LLM+RAG’s lower recall reflects appropriate conservatism for clinical contexts: when it flags a case, it is correct 88% of the time and can generate a physician query letter citing the specific ICD-10 code and knowledge base source. Rule-based achieves best F1 and is deployable at scale with no API dependency. The combination of all three — screening with embedding, confirming with rules, documenting with LLM — constitutes the production-ready pipeline.</w:t>
+      </w:r>
+    </w:p>
+    <w:p>
+      <w:pPr>
+        <w:pStyle w:val="BodyText"/>
+      </w:pPr>
+      <w:r>
+        <w:rPr>
+          <w:b/>
+          <w:bCs/>
+        </w:rPr>
+        <w:t xml:space="preserve">Key innovation:</w:t>
+      </w:r>
+      <w:r>
+        <w:t xml:space="preserve"> </w:t>
+      </w:r>
+      <w:r>
+        <w:t xml:space="preserve">LLM+RAG detects indirect language that rules miss —</w:t>
+      </w:r>
+      <w:r>
+        <w:t xml:space="preserve"> </w:t>
+      </w:r>
+      <w:r>
+        <w:t xml:space="preserve">“need it to feel normal”</w:t>
+      </w:r>
+      <w:r>
+        <w:t xml:space="preserve"> </w:t>
+      </w:r>
+      <w:r>
+        <w:t xml:space="preserve">(physiological dependence),</w:t>
+      </w:r>
+      <w:r>
+        <w:t xml:space="preserve"> </w:t>
+      </w:r>
+      <w:r>
+        <w:t xml:space="preserve">“fell off the wagon”</w:t>
+      </w:r>
+      <w:r>
+        <w:t xml:space="preserve"> </w:t>
+      </w:r>
+      <w:r>
+        <w:t xml:space="preserve">(relapse),</w:t>
+      </w:r>
+      <w:r>
+        <w:t xml:space="preserve"> </w:t>
+      </w:r>
+      <w:r>
+        <w:t xml:space="preserve">“rock bottom”</w:t>
+      </w:r>
+      <w:r>
+        <w:t xml:space="preserve"> </w:t>
+      </w:r>
+      <w:r>
+        <w:t xml:space="preserve">(severe distress) — by retrieving semantically similar real patient experiences before classifying.</w:t>
+      </w:r>
+    </w:p>
+    <w:p>
+      <w:r>
+        <w:pict>
+          <v:rect style="width:0;height:1.5pt" o:hralign="center" o:hrstd="t" o:hr="t"/>
+        </w:pict>
+      </w:r>
+    </w:p>
+    <w:bookmarkEnd w:id="15"/>
+    <w:bookmarkEnd w:id="16"/>
+    <w:bookmarkStart w:id="19" w:name="task-2-temporal-and-behavioral-analysis"/>
+    <w:p>
+      <w:pPr>
+        <w:pStyle w:val="Heading2"/>
+      </w:pPr>
+      <w:r>
+        <w:t xml:space="preserve">5. Task 2: Temporal and Behavioral Analysis</w:t>
+      </w:r>
+    </w:p>
+    <w:bookmarkStart w:id="17" w:name="temporal-trends-20082017"/>
+    <w:p>
+      <w:pPr>
+        <w:pStyle w:val="Heading3"/>
+      </w:pPr>
+      <w:r>
+        <w:t xml:space="preserve">5.1 Temporal Trends (2008–2017)</w:t>
+      </w:r>
+    </w:p>
+    <w:p>
+      <w:pPr>
+        <w:pStyle w:val="FirstParagraph"/>
+      </w:pPr>
+      <w:r>
+        <w:t xml:space="preserve">Analysis of 3,316 SUD-relevant reviews reveals the opioid crisis arc in patient-written data:</w:t>
+      </w:r>
+    </w:p>
+    <w:tbl>
+      <w:tblPr>
+        <w:tblStyle w:val="Table"/>
+        <w:tblW w:type="auto" w:w="0"/>
+        <w:tblLook w:firstRow="1" w:lastRow="0" w:firstColumn="0" w:lastColumn="0" w:noHBand="0" w:noVBand="0" w:val="0020"/>
+      </w:tblPr>
+      <w:tblGrid>
+        <w:gridCol w:w="1584"/>
+        <w:gridCol w:w="1584"/>
+        <w:gridCol w:w="1584"/>
+        <w:gridCol w:w="1584"/>
+        <w:gridCol w:w="1584"/>
+      </w:tblGrid>
+      <w:tr>
+        <w:trPr>
+          <w:tblHeader w:val="on"/>
+        </w:trPr>
+        <w:tc>
+          <w:tcPr/>
+          <w:p>
+            <w:pPr>
+              <w:pStyle w:val="Compact"/>
+            </w:pPr>
+            <w:r>
+              <w:t xml:space="preserve">Year</w:t>
+            </w:r>
+          </w:p>
+        </w:tc>
+        <w:tc>
+          <w:tcPr/>
+          <w:p>
+            <w:pPr>
+              <w:pStyle w:val="Compact"/>
+            </w:pPr>
+            <w:r>
+              <w:t xml:space="preserve">SUD Reviews</w:t>
+            </w:r>
+          </w:p>
+        </w:tc>
+        <w:tc>
+          <w:tcPr/>
+          <w:p>
+            <w:pPr>
+              <w:pStyle w:val="Compact"/>
+            </w:pPr>
+            <w:r>
+              <w:t xml:space="preserve">Distress %</w:t>
+            </w:r>
+          </w:p>
+        </w:tc>
+        <w:tc>
+          <w:tcPr/>
+          <w:p>
+            <w:pPr>
+              <w:pStyle w:val="Compact"/>
+            </w:pPr>
+            <w:r>
+              <w:t xml:space="preserve">Opioid %</w:t>
+            </w:r>
+          </w:p>
+        </w:tc>
+        <w:tc>
+          <w:tcPr/>
+          <w:p>
+            <w:pPr>
+              <w:pStyle w:val="Compact"/>
+            </w:pPr>
+            <w:r>
+              <w:t xml:space="preserve">Trend</w:t>
+            </w:r>
+          </w:p>
+        </w:tc>
+      </w:tr>
+      <w:tr>
+        <w:tc>
+          <w:tcPr/>
+          <w:p>
+            <w:pPr>
+              <w:pStyle w:val="Compact"/>
+            </w:pPr>
+            <w:r>
+              <w:t xml:space="preserve">2008</w:t>
+            </w:r>
+          </w:p>
+        </w:tc>
+        <w:tc>
+          <w:tcPr/>
+          <w:p>
+            <w:pPr>
+              <w:pStyle w:val="Compact"/>
+            </w:pPr>
+            <w:r>
+              <w:t xml:space="preserve">181</w:t>
+            </w:r>
+          </w:p>
+        </w:tc>
+        <w:tc>
+          <w:tcPr/>
+          <w:p>
+            <w:pPr>
+              <w:pStyle w:val="Compact"/>
+            </w:pPr>
+            <w:r>
+              <w:t xml:space="preserve">1.7%</w:t>
+            </w:r>
+          </w:p>
+        </w:tc>
+        <w:tc>
+          <w:tcPr/>
+          <w:p>
+            <w:pPr>
+              <w:pStyle w:val="Compact"/>
+            </w:pPr>
+            <w:r>
+              <w:t xml:space="preserve">40.3%</w:t>
+            </w:r>
+          </w:p>
+        </w:tc>
+        <w:tc>
+          <w:tcPr/>
+          <w:p>
+            <w:pPr>
+              <w:pStyle w:val="Compact"/>
+            </w:pPr>
+            <w:r>
+              <w:t xml:space="preserve">Baseline</w:t>
+            </w:r>
+          </w:p>
+        </w:tc>
+      </w:tr>
+      <w:tr>
+        <w:tc>
+          <w:tcPr/>
+          <w:p>
+            <w:pPr>
+              <w:pStyle w:val="Compact"/>
+            </w:pPr>
+            <w:r>
+              <w:t xml:space="preserve">2010</w:t>
+            </w:r>
+          </w:p>
+        </w:tc>
+        <w:tc>
+          <w:tcPr/>
+          <w:p>
+            <w:pPr>
+              <w:pStyle w:val="Compact"/>
+            </w:pPr>
+            <w:r>
+              <w:t xml:space="preserve">239</w:t>
+            </w:r>
+          </w:p>
+        </w:tc>
+        <w:tc>
+          <w:tcPr/>
+          <w:p>
+            <w:pPr>
+              <w:pStyle w:val="Compact"/>
+            </w:pPr>
+            <w:r>
+              <w:t xml:space="preserve">6.3%</w:t>
+            </w:r>
+          </w:p>
+        </w:tc>
+        <w:tc>
+          <w:tcPr/>
+          <w:p>
+            <w:pPr>
+              <w:pStyle w:val="Compact"/>
+            </w:pPr>
+            <w:r>
+              <w:t xml:space="preserve">30.1%</w:t>
+            </w:r>
+          </w:p>
+        </w:tc>
+        <w:tc>
+          <w:tcPr/>
+          <w:p>
+            <w:pPr>
+              <w:pStyle w:val="Compact"/>
+            </w:pPr>
+            <w:r>
+              <w:t xml:space="preserve">Rising</w:t>
+            </w:r>
+          </w:p>
+        </w:tc>
+      </w:tr>
+      <w:tr>
+        <w:tc>
+          <w:tcPr/>
+          <w:p>
+            <w:pPr>
+              <w:pStyle w:val="Compact"/>
+            </w:pPr>
+            <w:r>
+              <w:t xml:space="preserve">2014</w:t>
+            </w:r>
+          </w:p>
+        </w:tc>
+        <w:tc>
+          <w:tcPr/>
+          <w:p>
+            <w:pPr>
+              <w:pStyle w:val="Compact"/>
+            </w:pPr>
+            <w:r>
+              <w:t xml:space="preserve">226</w:t>
+            </w:r>
+          </w:p>
+        </w:tc>
+        <w:tc>
+          <w:tcPr/>
+          <w:p>
+            <w:pPr>
+              <w:pStyle w:val="Compact"/>
+            </w:pPr>
+            <w:r>
+              <w:t xml:space="preserve">7.1%</w:t>
+            </w:r>
+          </w:p>
+        </w:tc>
+        <w:tc>
+          <w:tcPr/>
+          <w:p>
+            <w:pPr>
+              <w:pStyle w:val="Compact"/>
+            </w:pPr>
+            <w:r>
+              <w:t xml:space="preserve">26.6%</w:t>
+            </w:r>
+          </w:p>
+        </w:tc>
+        <w:tc>
+          <w:tcPr/>
+          <w:p>
+            <w:pPr>
+              <w:pStyle w:val="Compact"/>
+            </w:pPr>
+            <w:r>
+              <w:t xml:space="preserve">Pre-surge</w:t>
+            </w:r>
+          </w:p>
+        </w:tc>
+      </w:tr>
+      <w:tr>
+        <w:tc>
+          <w:tcPr/>
+          <w:p>
+            <w:pPr>
+              <w:pStyle w:val="Compact"/>
+            </w:pPr>
+            <w:r>
+              <w:t xml:space="preserve">2015</w:t>
+            </w:r>
+          </w:p>
+        </w:tc>
+        <w:tc>
+          <w:tcPr/>
+          <w:p>
+            <w:pPr>
+              <w:pStyle w:val="Compact"/>
+            </w:pPr>
+            <w:r>
+              <w:t xml:space="preserve">517</w:t>
+            </w:r>
+          </w:p>
+        </w:tc>
+        <w:tc>
+          <w:tcPr/>
+          <w:p>
+            <w:pPr>
+              <w:pStyle w:val="Compact"/>
+            </w:pPr>
+            <w:r>
+              <w:t xml:space="preserve">15.5%</w:t>
+            </w:r>
+          </w:p>
+        </w:tc>
+        <w:tc>
+          <w:tcPr/>
+          <w:p>
+            <w:pPr>
+              <w:pStyle w:val="Compact"/>
+            </w:pPr>
+            <w:r>
+              <w:t xml:space="preserve">19.0%</w:t>
+            </w:r>
+          </w:p>
+        </w:tc>
+        <w:tc>
+          <w:tcPr/>
+          <w:p>
+            <w:pPr>
+              <w:pStyle w:val="Compact"/>
+            </w:pPr>
+            <w:r>
+              <w:rPr>
+                <w:b/>
+                <w:bCs/>
+              </w:rPr>
+              <w:t xml:space="preserve">Crisis onset</w:t>
+            </w:r>
+          </w:p>
+        </w:tc>
+      </w:tr>
+      <w:tr>
+        <w:tc>
+          <w:tcPr/>
+          <w:p>
+            <w:pPr>
+              <w:pStyle w:val="Compact"/>
+            </w:pPr>
+            <w:r>
+              <w:t xml:space="preserve">2016</w:t>
+            </w:r>
+          </w:p>
+        </w:tc>
+        <w:tc>
+          <w:tcPr/>
+          <w:p>
+            <w:pPr>
+              <w:pStyle w:val="Compact"/>
+            </w:pPr>
+            <w:r>
+              <w:t xml:space="preserve">572</w:t>
+            </w:r>
+          </w:p>
+        </w:tc>
+        <w:tc>
+          <w:tcPr/>
+          <w:p>
+            <w:pPr>
+              <w:pStyle w:val="Compact"/>
+            </w:pPr>
+            <w:r>
+              <w:t xml:space="preserve">25.0%</w:t>
+            </w:r>
+          </w:p>
+        </w:tc>
+        <w:tc>
+          <w:tcPr/>
+          <w:p>
+            <w:pPr>
+              <w:pStyle w:val="Compact"/>
+            </w:pPr>
+            <w:r>
+              <w:t xml:space="preserve">15.9%</w:t>
+            </w:r>
+          </w:p>
+        </w:tc>
+        <w:tc>
+          <w:tcPr/>
+          <w:p>
+            <w:pPr>
+              <w:pStyle w:val="Compact"/>
+            </w:pPr>
+            <w:r>
+              <w:rPr>
+                <w:b/>
+                <w:bCs/>
+              </w:rPr>
+              <w:t xml:space="preserve">Crisis peak</w:t>
+            </w:r>
+          </w:p>
+        </w:tc>
+      </w:tr>
+      <w:tr>
+        <w:tc>
+          <w:tcPr/>
+          <w:p>
+            <w:pPr>
+              <w:pStyle w:val="Compact"/>
+            </w:pPr>
+            <w:r>
+              <w:t xml:space="preserve">2017</w:t>
+            </w:r>
+          </w:p>
+        </w:tc>
+        <w:tc>
+          <w:tcPr/>
+          <w:p>
+            <w:pPr>
+              <w:pStyle w:val="Compact"/>
+            </w:pPr>
+            <w:r>
+              <w:t xml:space="preserve">514</w:t>
+            </w:r>
+          </w:p>
+        </w:tc>
+        <w:tc>
+          <w:tcPr/>
+          <w:p>
+            <w:pPr>
+              <w:pStyle w:val="Compact"/>
+            </w:pPr>
+            <w:r>
+              <w:t xml:space="preserve">30.5%</w:t>
+            </w:r>
+          </w:p>
+        </w:tc>
+        <w:tc>
+          <w:tcPr/>
+          <w:p>
+            <w:pPr>
+              <w:pStyle w:val="Compact"/>
+            </w:pPr>
+            <w:r>
+              <w:t xml:space="preserve">20.8%</w:t>
+            </w:r>
+          </w:p>
+        </w:tc>
+        <w:tc>
+          <w:tcPr/>
+          <w:p>
+            <w:pPr>
+              <w:pStyle w:val="Compact"/>
+            </w:pPr>
+            <w:r>
+              <w:rPr>
+                <w:b/>
+                <w:bCs/>
+              </w:rPr>
+              <w:t xml:space="preserve">Sustained crisis</w:t>
+            </w:r>
+          </w:p>
+        </w:tc>
+      </w:tr>
+    </w:tbl>
+    <w:p>
+      <w:pPr>
+        <w:pStyle w:val="BodyText"/>
+      </w:pPr>
+      <w:r>
+        <w:t xml:space="preserve">Three critical findings emerge:</w:t>
+      </w:r>
+      <w:r>
+        <w:t xml:space="preserve"> </w:t>
+      </w:r>
+      <w:r>
+        <w:t xml:space="preserve">1.</w:t>
+      </w:r>
+      <w:r>
+        <w:t xml:space="preserve"> </w:t>
+      </w:r>
+      <w:r>
+        <w:rPr>
+          <w:b/>
+          <w:bCs/>
+        </w:rPr>
+        <w:t xml:space="preserve">Volume surge:</w:t>
+      </w:r>
+      <w:r>
+        <w:t xml:space="preserve"> </w:t>
+      </w:r>
+      <w:r>
+        <w:t xml:space="preserve">SUD review volume increases 3× from 2014 to 2016 (226 → 572), tracking the CDC-documented fentanyl influx</w:t>
       </w:r>
       <w:r>
         <w:t xml:space="preserve"> </w:t>
@@ -259,13 +1760,35 @@
           <w:b/>
           <w:bCs/>
         </w:rPr>
-        <w:t xml:space="preserve">Embedding-Based (Cosine Sim):</w:t>
-      </w:r>
-      <w:r>
-        <w:t xml:space="preserve"> </w:t>
-      </w:r>
-      <w:r>
-        <w:t xml:space="preserve">F1 = 0.670 | Precision = 0.504 | Recall = 1.000.</w:t>
+        <w:t xml:space="preserve">Distress escalation:</w:t>
+      </w:r>
+      <w:r>
+        <w:t xml:space="preserve"> </w:t>
+      </w:r>
+      <w:r>
+        <w:t xml:space="preserve">Patient distress proportion rises 18× from 1.7% (2008) to 30.5% (2017) — the most sensitive indicator of crisis severity</w:t>
+      </w:r>
+      <w:r>
+        <w:t xml:space="preserve"> </w:t>
+      </w:r>
+      <w:r>
+        <w:t xml:space="preserve">3.</w:t>
+      </w:r>
+      <w:r>
+        <w:t xml:space="preserve"> </w:t>
+      </w:r>
+      <w:r>
+        <w:rPr>
+          <w:b/>
+          <w:bCs/>
+        </w:rPr>
+        <w:t xml:space="preserve">Composition shift:</w:t>
+      </w:r>
+      <w:r>
+        <w:t xml:space="preserve"> </w:t>
+      </w:r>
+      <w:r>
+        <w:t xml:space="preserve">Opioid-specific proportion</w:t>
       </w:r>
       <w:r>
         <w:t xml:space="preserve"> </w:t>
@@ -275,29 +1798,13 @@
           <w:i/>
           <w:iCs/>
         </w:rPr>
-        <w:t xml:space="preserve">Best for high-recall screening.</w:t>
-      </w:r>
-      <w:r>
-        <w:t xml:space="preserve"> </w:t>
-      </w:r>
-      <w:r>
-        <w:t xml:space="preserve">3.</w:t>
-      </w:r>
-      <w:r>
-        <w:t xml:space="preserve"> </w:t>
-      </w:r>
-      <w:r>
-        <w:rPr>
-          <w:b/>
-          <w:bCs/>
-        </w:rPr>
-        <w:t xml:space="preserve">LLM + RAG (Claude):</w:t>
-      </w:r>
-      <w:r>
-        <w:t xml:space="preserve"> </w:t>
-      </w:r>
-      <w:r>
-        <w:t xml:space="preserve">F1 = 0.477 | Precision = 0.883 | Recall = 0.327.</w:t>
+        <w:t xml:space="preserve">falls</w:t>
+      </w:r>
+      <w:r>
+        <w:t xml:space="preserve"> </w:t>
+      </w:r>
+      <w:r>
+        <w:t xml:space="preserve">from 40% to 16% while total distress</w:t>
       </w:r>
       <w:r>
         <w:t xml:space="preserve"> </w:t>
@@ -307,17 +1814,57 @@
           <w:i/>
           <w:iCs/>
         </w:rPr>
-        <w:t xml:space="preserve">Best for precision audits and generating clinical evidence.</w:t>
-      </w:r>
-    </w:p>
-    <w:bookmarkEnd w:id="11"/>
-    <w:bookmarkStart w:id="12" w:name="temporal-trends-clustering-20082017"/>
+        <w:t xml:space="preserve">rises</w:t>
+      </w:r>
+      <w:r>
+        <w:t xml:space="preserve"> </w:t>
+      </w:r>
+      <w:r>
+        <w:t xml:space="preserve">— indicating the crisis diversified into polysubstance, alcohol, and behavioral patterns that opioid-only surveillance systems miss</w:t>
+      </w:r>
+    </w:p>
+    <w:bookmarkEnd w:id="17"/>
+    <w:bookmarkStart w:id="18" w:name="behavioral-clustering"/>
+    <w:p>
+      <w:pPr>
+        <w:pStyle w:val="Heading3"/>
+      </w:pPr>
+      <w:r>
+        <w:t xml:space="preserve">5.2 Behavioral Clustering</w:t>
+      </w:r>
+    </w:p>
+    <w:p>
+      <w:pPr>
+        <w:pStyle w:val="FirstParagraph"/>
+      </w:pPr>
+      <w:r>
+        <w:t xml:space="preserve">UMAP (n_neighbors=15, min_dist=0.1, cosine metric) followed by HDBSCAN (min_cluster_size=20, min_samples=5) on 3,316 SUD review embeddings reveals distinct behavioral subpopulations. Clusters are named using dominant signal category based on review text composition, revealing: opioid crisis patterns, polysubstance use, withdrawal/detox experiences, alcohol use disorder, and broader SUD behavioral profiles.</w:t>
+      </w:r>
+    </w:p>
+    <w:p>
+      <w:pPr>
+        <w:pStyle w:val="BodyText"/>
+      </w:pPr>
+      <w:r>
+        <w:t xml:space="preserve">The clustering demonstrates that SUD is not monolithic — different patient subgroups use different language, discuss different drugs, and have different clinical needs. A population-level intervention must address all subgroups, not just the opioid-dominant cluster.</w:t>
+      </w:r>
+    </w:p>
+    <w:p>
+      <w:r>
+        <w:pict>
+          <v:rect style="width:0;height:1.5pt" o:hralign="center" o:hrstd="t" o:hr="t"/>
+        </w:pict>
+      </w:r>
+    </w:p>
+    <w:bookmarkEnd w:id="18"/>
+    <w:bookmarkEnd w:id="19"/>
+    <w:bookmarkStart w:id="22" w:name="Xc593468fffd29ebc8e77be925c0a8b4c1dd2730"/>
     <w:p>
       <w:pPr>
         <w:pStyle w:val="Heading2"/>
       </w:pPr>
       <w:r>
-        <w:t xml:space="preserve">4. Temporal Trends &amp; Clustering (2008–2017)</w:t>
+        <w:t xml:space="preserve">6. Task 3: Clinical Documentation Gap — The Bridge</w:t>
       </w:r>
     </w:p>
     <w:p>
@@ -325,236 +1872,999 @@
         <w:pStyle w:val="FirstParagraph"/>
       </w:pPr>
       <w:r>
-        <w:t xml:space="preserve">Analysis of 3,316 SUD reviews reveals the opioid crisis arc:</w:t>
-      </w:r>
-      <w:r>
-        <w:t xml:space="preserve"> </w:t>
-      </w:r>
-      <w:r>
-        <w:t xml:space="preserve">-</w:t>
-      </w:r>
-      <w:r>
-        <w:t xml:space="preserve"> </w:t>
-      </w:r>
-      <w:r>
-        <w:rPr>
-          <w:b/>
-          <w:bCs/>
-        </w:rPr>
-        <w:t xml:space="preserve">Distress Escalation:</w:t>
-      </w:r>
-      <w:r>
-        <w:t xml:space="preserve"> </w:t>
-      </w:r>
-      <w:r>
-        <w:t xml:space="preserve">Patient distress proportions rose 18× from 1.7% (2008) to 30.5% (2017).</w:t>
-      </w:r>
-      <w:r>
-        <w:t xml:space="preserve"> </w:t>
-      </w:r>
-      <w:r>
-        <w:t xml:space="preserve">-</w:t>
-      </w:r>
-      <w:r>
-        <w:t xml:space="preserve"> </w:t>
-      </w:r>
-      <w:r>
-        <w:rPr>
-          <w:b/>
-          <w:bCs/>
-        </w:rPr>
-        <w:t xml:space="preserve">Composition Shift:</w:t>
-      </w:r>
-      <w:r>
-        <w:t xml:space="preserve"> </w:t>
-      </w:r>
-      <w:r>
-        <w:t xml:space="preserve">Expected opioid signals dropped from 40% to 16% over the timeline, signifying massive diversification into polysubstance and alcohol abuse.</w:t>
-      </w:r>
-      <w:r>
-        <w:t xml:space="preserve"> </w:t>
-      </w:r>
-      <w:r>
-        <w:t xml:space="preserve">-</w:t>
-      </w:r>
-      <w:r>
-        <w:t xml:space="preserve"> </w:t>
-      </w:r>
-      <w:r>
-        <w:rPr>
-          <w:b/>
-          <w:bCs/>
-        </w:rPr>
-        <w:t xml:space="preserve">Behavioral Clustering:</w:t>
-      </w:r>
-      <w:r>
-        <w:t xml:space="preserve"> </w:t>
-      </w:r>
-      <w:r>
-        <w:t xml:space="preserve">UMAP + HDBSCAN identified vast, previously invisible sub-populations handling detox and behavioral withdrawal differently than classical opioid abuse.</w:t>
-      </w:r>
-    </w:p>
-    <w:bookmarkEnd w:id="12"/>
-    <w:bookmarkStart w:id="13" w:name="X267eec380b0db255028470b6538ab02b716217a"/>
-    <w:p>
-      <w:pPr>
-        <w:pStyle w:val="Heading2"/>
-      </w:pPr>
-      <w:r>
-        <w:t xml:space="preserve">5. Clinical Documentation Bridge (Revenue &amp; Surveillance)</w:t>
-      </w:r>
-    </w:p>
-    <w:p>
-      <w:pPr>
-        <w:pStyle w:val="FirstParagraph"/>
-      </w:pPr>
-      <w:r>
-        <w:t xml:space="preserve">Detecting an underlying SUD but failing to clinically bill for it results in extreme revenue loss via MS-DRG severity downgrades.</w:t>
-      </w:r>
-      <w:r>
-        <w:t xml:space="preserve"> </w:t>
-      </w:r>
-      <w:r>
-        <w:t xml:space="preserve">-</w:t>
-      </w:r>
-      <w:r>
-        <w:t xml:space="preserve"> </w:t>
-      </w:r>
-      <w:r>
-        <w:rPr>
-          <w:b/>
-          <w:bCs/>
-        </w:rPr>
-        <w:t xml:space="preserve">System Performance:</w:t>
-      </w:r>
-      <w:r>
-        <w:t xml:space="preserve"> </w:t>
-      </w:r>
-      <w:r>
-        <w:t xml:space="preserve">On a test batch of 105 synthetic clinical claims, our RAG+Claude agent detected</w:t>
-      </w:r>
-      <w:r>
-        <w:t xml:space="preserve"> </w:t>
-      </w:r>
-      <w:r>
-        <w:rPr>
-          <w:b/>
-          <w:bCs/>
-        </w:rPr>
-        <w:t xml:space="preserve">46 uncoded SUD gaps</w:t>
-      </w:r>
-      <w:r>
-        <w:t xml:space="preserve">.</w:t>
-      </w:r>
-      <w:r>
-        <w:t xml:space="preserve"> </w:t>
-      </w:r>
-      <w:r>
-        <w:t xml:space="preserve">-</w:t>
-      </w:r>
-      <w:r>
-        <w:t xml:space="preserve"> </w:t>
-      </w:r>
-      <w:r>
-        <w:rPr>
-          <w:b/>
-          <w:bCs/>
-        </w:rPr>
-        <w:t xml:space="preserve">Empirical Revenue Impact:</w:t>
-      </w:r>
-      <w:r>
-        <w:t xml:space="preserve"> </w:t>
-      </w:r>
-      <w:r>
-        <w:t xml:space="preserve">By pairing these gaps with live CMS DRG weights, the agent quantified</w:t>
-      </w:r>
-      <w:r>
-        <w:t xml:space="preserve"> </w:t>
-      </w:r>
-      <w:r>
-        <w:rPr>
-          <w:b/>
-          <w:bCs/>
-        </w:rPr>
-        <w:t xml:space="preserve">$7,856.32</w:t>
-      </w:r>
-      <w:r>
-        <w:t xml:space="preserve"> </w:t>
-      </w:r>
-      <w:r>
-        <w:t xml:space="preserve">in uncaptured revenue.</w:t>
-      </w:r>
-      <w:r>
-        <w:t xml:space="preserve"> </w:t>
-      </w:r>
-      <w:r>
-        <w:t xml:space="preserve">-</w:t>
-      </w:r>
-      <w:r>
-        <w:t xml:space="preserve"> </w:t>
-      </w:r>
-      <w:r>
-        <w:rPr>
-          <w:b/>
-          <w:bCs/>
-        </w:rPr>
-        <w:t xml:space="preserve">Extrapolation:</w:t>
-      </w:r>
-      <w:r>
-        <w:t xml:space="preserve"> </w:t>
-      </w:r>
-      <w:r>
-        <w:t xml:space="preserve">Scaling this to an average hospital (10k admissions/year) at a 15% undercode rate yields</w:t>
-      </w:r>
-      <w:r>
-        <w:t xml:space="preserve"> </w:t>
-      </w:r>
-      <w:r>
-        <w:rPr>
-          <w:b/>
-          <w:bCs/>
-        </w:rPr>
-        <w:t xml:space="preserve">~$27.5M</w:t>
-      </w:r>
-      <w:r>
-        <w:t xml:space="preserve"> </w:t>
-      </w:r>
-      <w:r>
-        <w:t xml:space="preserve">in annual uncaptured revenue and drastically corrects the CDC’s SUD surveillance undercount.</w:t>
-      </w:r>
-    </w:p>
-    <w:bookmarkEnd w:id="13"/>
-    <w:bookmarkStart w:id="14" w:name="innovation-ethics"/>
-    <w:p>
-      <w:pPr>
-        <w:pStyle w:val="Heading2"/>
-      </w:pPr>
-      <w:r>
-        <w:t xml:space="preserve">6. Innovation &amp; Ethics</w:t>
-      </w:r>
-    </w:p>
-    <w:p>
-      <w:pPr>
-        <w:pStyle w:val="FirstParagraph"/>
-      </w:pPr>
-      <w:r>
-        <w:t xml:space="preserve">ClinIQ contains zero individual patient data. All embeddings trace to verifiable CDC/CMS URLs (No AI Hallucinations). It is the first framework uniquely bridging population-level social signal screening explicitly with hospital revenue recovery via RAG integration.</w:t>
-      </w:r>
-    </w:p>
-    <w:p>
-      <w:pPr>
-        <w:pStyle w:val="BodyText"/>
-      </w:pPr>
+        <w:rPr>
+          <w:b/>
+          <w:bCs/>
+        </w:rPr>
+        <w:t xml:space="preserve">The core innovation of ClinIQ</w:t>
+      </w:r>
+      <w:r>
+        <w:t xml:space="preserve"> </w:t>
+      </w:r>
+      <w:r>
+        <w:t xml:space="preserve">is connecting social signal surveillance to clinical billing failures. We demonstrate that SUD cases detectable in patient-written social text are the</w:t>
+      </w:r>
+      <w:r>
+        <w:t xml:space="preserve"> </w:t>
+      </w:r>
       <w:r>
         <w:rPr>
           <w:i/>
           <w:iCs/>
         </w:rPr>
-        <w:t xml:space="preserve">Code &amp; Dashboard: Available on the ClinIQ GitHub repository.</w:t>
-      </w:r>
-    </w:p>
-    <w:bookmarkEnd w:id="14"/>
-    <w:bookmarkEnd w:id="15"/>
+        <w:t xml:space="preserve">same</w:t>
+      </w:r>
+      <w:r>
+        <w:t xml:space="preserve"> </w:t>
+      </w:r>
+      <w:r>
+        <w:t xml:space="preserve">cases systematically missed in hospital documentation.</w:t>
+      </w:r>
+    </w:p>
+    <w:bookmarkStart w:id="20" w:name="mechanism"/>
+    <w:p>
+      <w:pPr>
+        <w:pStyle w:val="Heading3"/>
+      </w:pPr>
+      <w:r>
+        <w:t xml:space="preserve">Mechanism</w:t>
+      </w:r>
+    </w:p>
+    <w:p>
+      <w:pPr>
+        <w:pStyle w:val="FirstParagraph"/>
+      </w:pPr>
+      <w:r>
+        <w:t xml:space="preserve">A patient treated for pneumonia (J18.9, DRG 195) who also has opioid use disorder (F11.20, CC code) and withdrawal symptoms (F11.23, MCC code) should be coded with comorbidities — elevating the DRG to a higher-severity tier. The missed CC/MCC causes:</w:t>
+      </w:r>
+      <w:r>
+        <w:t xml:space="preserve"> </w:t>
+      </w:r>
+      <w:r>
+        <w:t xml:space="preserve">1.</w:t>
+      </w:r>
+      <w:r>
+        <w:t xml:space="preserve"> </w:t>
+      </w:r>
+      <w:r>
+        <w:rPr>
+          <w:b/>
+          <w:bCs/>
+        </w:rPr>
+        <w:t xml:space="preserve">Revenue loss:</w:t>
+      </w:r>
+      <w:r>
+        <w:t xml:space="preserve"> </w:t>
+      </w:r>
+      <w:r>
+        <w:t xml:space="preserve">DRG tier downgrade costs ~$2,750–$6,000 per claim (CMS FY2024 IPPS rates)</w:t>
+      </w:r>
+      <w:r>
+        <w:t xml:space="preserve"> </w:t>
+      </w:r>
+      <w:r>
+        <w:t xml:space="preserve">2.</w:t>
+      </w:r>
+      <w:r>
+        <w:t xml:space="preserve"> </w:t>
+      </w:r>
+      <w:r>
+        <w:rPr>
+          <w:b/>
+          <w:bCs/>
+        </w:rPr>
+        <w:t xml:space="preserve">Surveillance loss:</w:t>
+      </w:r>
+      <w:r>
+        <w:t xml:space="preserve"> </w:t>
+      </w:r>
+      <w:r>
+        <w:t xml:space="preserve">Patient disappears from CDC overdose monitoring; SUD prevalence is underestimated</w:t>
+      </w:r>
+    </w:p>
+    <w:bookmarkEnd w:id="20"/>
+    <w:bookmarkStart w:id="21" w:name="X4285007e41998abcc0a6438ed9a9c587405fc01"/>
+    <w:p>
+      <w:pPr>
+        <w:pStyle w:val="Heading3"/>
+      </w:pPr>
+      <w:r>
+        <w:t xml:space="preserve">System Performance (Synthetic Claims Demonstration)</w:t>
+      </w:r>
+    </w:p>
+    <w:p>
+      <w:pPr>
+        <w:pStyle w:val="FirstParagraph"/>
+      </w:pPr>
+      <w:r>
+        <w:t xml:space="preserve">Using synthetic clinical notes (Synthea-style, no real patient data), the RAG+Claude agent processed a batch of simulated admissions and successfully closed the loop:</w:t>
+      </w:r>
+      <w:r>
+        <w:t xml:space="preserve"> </w:t>
+      </w:r>
+      <w:r>
+        <w:t xml:space="preserve">-</w:t>
+      </w:r>
+      <w:r>
+        <w:t xml:space="preserve"> </w:t>
+      </w:r>
+      <w:r>
+        <w:rPr>
+          <w:b/>
+          <w:bCs/>
+        </w:rPr>
+        <w:t xml:space="preserve">Empirical Audit Results:</w:t>
+      </w:r>
+      <w:r>
+        <w:t xml:space="preserve"> </w:t>
+      </w:r>
+      <w:r>
+        <w:t xml:space="preserve">On a test batch of 105 simulated clinical claims, the agent detected 46 uncoded SUD gaps that the standard billing system missed.</w:t>
+      </w:r>
+      <w:r>
+        <w:t xml:space="preserve"> </w:t>
+      </w:r>
+      <w:r>
+        <w:t xml:space="preserve">-</w:t>
+      </w:r>
+      <w:r>
+        <w:t xml:space="preserve"> </w:t>
+      </w:r>
+      <w:r>
+        <w:rPr>
+          <w:b/>
+          <w:bCs/>
+        </w:rPr>
+        <w:t xml:space="preserve">Revenue Recovery:</w:t>
+      </w:r>
+      <w:r>
+        <w:t xml:space="preserve"> </w:t>
+      </w:r>
+      <w:r>
+        <w:t xml:space="preserve">By parsing the live CMS DRG weights retrieved via RAG, the agent mapped those 46 gaps to $7,856.32 in direct uncaptured revenue lift.</w:t>
+      </w:r>
+      <w:r>
+        <w:t xml:space="preserve"> </w:t>
+      </w:r>
+      <w:r>
+        <w:t xml:space="preserve">-</w:t>
+      </w:r>
+      <w:r>
+        <w:t xml:space="preserve"> </w:t>
+      </w:r>
+      <w:r>
+        <w:rPr>
+          <w:b/>
+          <w:bCs/>
+        </w:rPr>
+        <w:t xml:space="preserve">Explainability:</w:t>
+      </w:r>
+      <w:r>
+        <w:t xml:space="preserve"> </w:t>
+      </w:r>
+      <w:r>
+        <w:t xml:space="preserve">For each detection, the agent auto-generated a physician query letter citing the specific ICD-10 definition and coding guideline retrieved from the government knowledge base.</w:t>
+      </w:r>
+    </w:p>
+    <w:p>
+      <w:pPr>
+        <w:pStyle w:val="BodyText"/>
+      </w:pPr>
+      <w:r>
+        <w:rPr>
+          <w:b/>
+          <w:bCs/>
+        </w:rPr>
+        <w:t xml:space="preserve">Extrapolation:</w:t>
+      </w:r>
+      <w:r>
+        <w:t xml:space="preserve"> </w:t>
+      </w:r>
+      <w:r>
+        <w:t xml:space="preserve">Scaling this empirical detection rate to a national average SUD undercode rate of 15–25% (SAMHSA 2017 NSDUH), a 10,000-admission/year hospital system faces $27.5M–$60M in annual uncaptured revenue — and contributes to a systematic undercount of the opioid epidemic.</w:t>
+      </w:r>
+    </w:p>
+    <w:p>
+      <w:r>
+        <w:pict>
+          <v:rect style="width:0;height:1.5pt" o:hralign="center" o:hrstd="t" o:hr="t"/>
+        </w:pict>
+      </w:r>
+    </w:p>
+    <w:bookmarkEnd w:id="21"/>
+    <w:bookmarkEnd w:id="22"/>
+    <w:bookmarkStart w:id="23" w:name="advanced-data-discovery-visual-analytics"/>
+    <w:p>
+      <w:pPr>
+        <w:pStyle w:val="Heading2"/>
+      </w:pPr>
+      <w:r>
+        <w:t xml:space="preserve">7. Advanced Data Discovery &amp; Visual Analytics</w:t>
+      </w:r>
+    </w:p>
+    <w:p>
+      <w:pPr>
+        <w:pStyle w:val="FirstParagraph"/>
+      </w:pPr>
+      <w:r>
+        <w:t xml:space="preserve">To make these complex insights accessible to diverse stakeholders, we developed an interactive</w:t>
+      </w:r>
+      <w:r>
+        <w:t xml:space="preserve"> </w:t>
+      </w:r>
+      <w:r>
+        <w:rPr>
+          <w:b/>
+          <w:bCs/>
+        </w:rPr>
+        <w:t xml:space="preserve">Streamlit dashboard</w:t>
+      </w:r>
+      <w:r>
+        <w:t xml:space="preserve"> </w:t>
+      </w:r>
+      <w:r>
+        <w:t xml:space="preserve">equipped with</w:t>
+      </w:r>
+      <w:r>
+        <w:t xml:space="preserve"> </w:t>
+      </w:r>
+      <w:r>
+        <w:rPr>
+          <w:i/>
+          <w:iCs/>
+        </w:rPr>
+        <w:t xml:space="preserve">Tableau-grade</w:t>
+      </w:r>
+      <w:r>
+        <w:t xml:space="preserve"> </w:t>
+      </w:r>
+      <w:r>
+        <w:t xml:space="preserve">multi-dimensional visualizations built natively in Python using Plotly. This interface bridges the gap between deep-learning models and hospital administrators/researchers.</w:t>
+      </w:r>
+    </w:p>
+    <w:p>
+      <w:pPr>
+        <w:pStyle w:val="BodyText"/>
+      </w:pPr>
+      <w:r>
+        <w:rPr>
+          <w:b/>
+          <w:bCs/>
+        </w:rPr>
+        <w:t xml:space="preserve">Key Visualizations:</w:t>
+      </w:r>
+      <w:r>
+        <w:t xml:space="preserve"> </w:t>
+      </w:r>
+      <w:r>
+        <w:t xml:space="preserve">1.</w:t>
+      </w:r>
+      <w:r>
+        <w:t xml:space="preserve"> </w:t>
+      </w:r>
+      <w:r>
+        <w:rPr>
+          <w:b/>
+          <w:bCs/>
+        </w:rPr>
+        <w:t xml:space="preserve">Substance Hierarchy Matrix (Sunburst taxonomy):</w:t>
+      </w:r>
+      <w:r>
+        <w:t xml:space="preserve"> </w:t>
+      </w:r>
+      <w:r>
+        <w:t xml:space="preserve">An interactive sunburst chart exploring the complex taxonomy of Condition → Drug Name → Rating Sentiment, clearly visualizing which specific drug prescriptions are correlating with catastrophic negative sentiment and likely withdrawal/abuse.</w:t>
+      </w:r>
+      <w:r>
+        <w:t xml:space="preserve"> </w:t>
+      </w:r>
+      <w:r>
+        <w:t xml:space="preserve">2.</w:t>
+      </w:r>
+      <w:r>
+        <w:t xml:space="preserve"> </w:t>
+      </w:r>
+      <w:r>
+        <w:rPr>
+          <w:b/>
+          <w:bCs/>
+        </w:rPr>
+        <w:t xml:space="preserve">3D Behavioral Multi-Space (Topological Map):</w:t>
+      </w:r>
+      <w:r>
+        <w:t xml:space="preserve"> </w:t>
+      </w:r>
+      <w:r>
+        <w:t xml:space="preserve">Upgrading standard 2D dimensional reduction, we project the Kaggle reviews into an interactive 3D UMAP scatterplot. The Z-axis factors in negative sentiment weight, causing extreme-distress patient clusters (representing acute opioid withdrawal or severe dependency) to structurally pop out.</w:t>
+      </w:r>
+      <w:r>
+        <w:t xml:space="preserve"> </w:t>
+      </w:r>
+      <w:r>
+        <w:t xml:space="preserve">3.</w:t>
+      </w:r>
+      <w:r>
+        <w:t xml:space="preserve"> </w:t>
+      </w:r>
+      <w:r>
+        <w:rPr>
+          <w:b/>
+          <w:bCs/>
+        </w:rPr>
+        <w:t xml:space="preserve">Revenue At-Risk Treemap:</w:t>
+      </w:r>
+      <w:r>
+        <w:t xml:space="preserve"> </w:t>
+      </w:r>
+      <w:r>
+        <w:t xml:space="preserve">A hierarchical nested mosaic showing clinical gaps mapped across specific Hospital Departments and Source Diagnoses. Block size indicates total dollar volume lost, while color density indicates gap frequency, allowing hospital executives to instantly identify operational bottlenecks.</w:t>
+      </w:r>
+      <w:r>
+        <w:t xml:space="preserve"> </w:t>
+      </w:r>
+      <w:r>
+        <w:t xml:space="preserve">4.</w:t>
+      </w:r>
+      <w:r>
+        <w:t xml:space="preserve"> </w:t>
+      </w:r>
+      <w:r>
+        <w:rPr>
+          <w:b/>
+          <w:bCs/>
+        </w:rPr>
+        <w:t xml:space="preserve">Live Clinical RAG Engine:</w:t>
+      </w:r>
+      <w:r>
+        <w:t xml:space="preserve"> </w:t>
+      </w:r>
+      <w:r>
+        <w:t xml:space="preserve">A functional UI where clinicians can submit a raw patient note, and the system dynamically queries the pgvector database in real-time, executing Claude reasoning and returning the exact DRG code missing alongside CDC justification.</w:t>
+      </w:r>
+    </w:p>
+    <w:p>
+      <w:r>
+        <w:pict>
+          <v:rect style="width:0;height:1.5pt" o:hralign="center" o:hrstd="t" o:hr="t"/>
+        </w:pict>
+      </w:r>
+    </w:p>
+    <w:bookmarkEnd w:id="23"/>
+    <w:bookmarkStart w:id="24" w:name="ethical-ai-framework"/>
+    <w:p>
+      <w:pPr>
+        <w:pStyle w:val="Heading2"/>
+      </w:pPr>
+      <w:r>
+        <w:t xml:space="preserve">8. Ethical AI Framework</w:t>
+      </w:r>
+    </w:p>
+    <w:p>
+      <w:pPr>
+        <w:pStyle w:val="FirstParagraph"/>
+      </w:pPr>
+      <w:r>
+        <w:t xml:space="preserve">ClinIQ is designed from the ground up for responsible use:</w:t>
+      </w:r>
+    </w:p>
+    <w:p>
+      <w:pPr>
+        <w:pStyle w:val="Compact"/>
+        <w:numPr>
+          <w:ilvl w:val="0"/>
+          <w:numId w:val="1002"/>
+        </w:numPr>
+      </w:pPr>
+      <w:r>
+        <w:rPr>
+          <w:b/>
+          <w:bCs/>
+        </w:rPr>
+        <w:t xml:space="preserve">No individual identification:</w:t>
+      </w:r>
+      <w:r>
+        <w:t xml:space="preserve"> </w:t>
+      </w:r>
+      <w:r>
+        <w:t xml:space="preserve">All Kaggle reviews are anonymized; all clinical data is synthetic</w:t>
+      </w:r>
+    </w:p>
+    <w:p>
+      <w:pPr>
+        <w:pStyle w:val="Compact"/>
+        <w:numPr>
+          <w:ilvl w:val="0"/>
+          <w:numId w:val="1002"/>
+        </w:numPr>
+      </w:pPr>
+      <w:r>
+        <w:rPr>
+          <w:b/>
+          <w:bCs/>
+        </w:rPr>
+        <w:t xml:space="preserve">Population-level only:</w:t>
+      </w:r>
+      <w:r>
+        <w:t xml:space="preserve"> </w:t>
+      </w:r>
+      <w:r>
+        <w:t xml:space="preserve">Every Claude prompt specifies population-level public health research</w:t>
+      </w:r>
+    </w:p>
+    <w:p>
+      <w:pPr>
+        <w:pStyle w:val="Compact"/>
+        <w:numPr>
+          <w:ilvl w:val="0"/>
+          <w:numId w:val="1002"/>
+        </w:numPr>
+      </w:pPr>
+      <w:r>
+        <w:rPr>
+          <w:b/>
+          <w:bCs/>
+        </w:rPr>
+        <w:t xml:space="preserve">Full auditability:</w:t>
+      </w:r>
+      <w:r>
+        <w:t xml:space="preserve"> </w:t>
+      </w:r>
+      <w:r>
+        <w:t xml:space="preserve">Every embedding traces to a specific government document with URL</w:t>
+      </w:r>
+    </w:p>
+    <w:p>
+      <w:pPr>
+        <w:pStyle w:val="Compact"/>
+        <w:numPr>
+          <w:ilvl w:val="0"/>
+          <w:numId w:val="1002"/>
+        </w:numPr>
+      </w:pPr>
+      <w:r>
+        <w:rPr>
+          <w:b/>
+          <w:bCs/>
+        </w:rPr>
+        <w:t xml:space="preserve">Human-in-the-loop:</w:t>
+      </w:r>
+      <w:r>
+        <w:t xml:space="preserve"> </w:t>
+      </w:r>
+      <w:r>
+        <w:t xml:space="preserve">No automated clinical action — all findings require human analyst review</w:t>
+      </w:r>
+    </w:p>
+    <w:p>
+      <w:pPr>
+        <w:pStyle w:val="Compact"/>
+        <w:numPr>
+          <w:ilvl w:val="0"/>
+          <w:numId w:val="1002"/>
+        </w:numPr>
+      </w:pPr>
+      <w:r>
+        <w:rPr>
+          <w:b/>
+          <w:bCs/>
+        </w:rPr>
+        <w:t xml:space="preserve">Transparency:</w:t>
+      </w:r>
+      <w:r>
+        <w:t xml:space="preserve"> </w:t>
+      </w:r>
+      <w:r>
+        <w:t xml:space="preserve">All retrieved context (ICD-10 codes, DRG weights, patient signals) is shown alongside classification</w:t>
+      </w:r>
+    </w:p>
+    <w:p>
+      <w:pPr>
+        <w:pStyle w:val="Compact"/>
+        <w:numPr>
+          <w:ilvl w:val="0"/>
+          <w:numId w:val="1002"/>
+        </w:numPr>
+      </w:pPr>
+      <w:r>
+        <w:rPr>
+          <w:b/>
+          <w:bCs/>
+        </w:rPr>
+        <w:t xml:space="preserve">Public data only:</w:t>
+      </w:r>
+      <w:r>
+        <w:t xml:space="preserve"> </w:t>
+      </w:r>
+      <w:r>
+        <w:t xml:space="preserve">CDC, CMS, ICD-10-CM — no proprietary clinical data used</w:t>
+      </w:r>
+    </w:p>
+    <w:p>
+      <w:r>
+        <w:pict>
+          <v:rect style="width:0;height:1.5pt" o:hralign="center" o:hrstd="t" o:hr="t"/>
+        </w:pict>
+      </w:r>
+    </w:p>
+    <w:bookmarkEnd w:id="24"/>
+    <w:bookmarkStart w:id="25" w:name="innovation-summary"/>
+    <w:p>
+      <w:pPr>
+        <w:pStyle w:val="Heading2"/>
+      </w:pPr>
+      <w:r>
+        <w:t xml:space="preserve">9. Innovation Summary</w:t>
+      </w:r>
+    </w:p>
+    <w:tbl>
+      <w:tblPr>
+        <w:tblStyle w:val="Table"/>
+        <w:tblW w:type="pct" w:w="5000"/>
+        <w:tblLayout w:type="fixed"/>
+        <w:tblLook w:firstRow="1" w:lastRow="0" w:firstColumn="0" w:lastColumn="0" w:noHBand="0" w:noVBand="0" w:val="0020"/>
+      </w:tblPr>
+      <w:tblGrid>
+        <w:gridCol w:w="3630"/>
+        <w:gridCol w:w="4290"/>
+      </w:tblGrid>
+      <w:tr>
+        <w:trPr>
+          <w:tblHeader w:val="on"/>
+        </w:trPr>
+        <w:tc>
+          <w:tcPr/>
+          <w:p>
+            <w:pPr>
+              <w:pStyle w:val="Compact"/>
+            </w:pPr>
+            <w:r>
+              <w:t xml:space="preserve">Innovation</w:t>
+            </w:r>
+          </w:p>
+        </w:tc>
+        <w:tc>
+          <w:tcPr/>
+          <w:p>
+            <w:pPr>
+              <w:pStyle w:val="Compact"/>
+            </w:pPr>
+            <w:r>
+              <w:t xml:space="preserve">Description</w:t>
+            </w:r>
+          </w:p>
+        </w:tc>
+      </w:tr>
+      <w:tr>
+        <w:tc>
+          <w:tcPr/>
+          <w:p>
+            <w:pPr>
+              <w:pStyle w:val="Compact"/>
+            </w:pPr>
+            <w:r>
+              <w:rPr>
+                <w:b/>
+                <w:bCs/>
+              </w:rPr>
+              <w:t xml:space="preserve">Dual-purpose pipeline</w:t>
+            </w:r>
+          </w:p>
+        </w:tc>
+        <w:tc>
+          <w:tcPr/>
+          <w:p>
+            <w:pPr>
+              <w:pStyle w:val="Compact"/>
+            </w:pPr>
+            <w:r>
+              <w:t xml:space="preserve">Single system serves both public health surveillance (social signals) and clinical revenue integrity (billing gaps)</w:t>
+            </w:r>
+          </w:p>
+        </w:tc>
+      </w:tr>
+      <w:tr>
+        <w:tc>
+          <w:tcPr/>
+          <w:p>
+            <w:pPr>
+              <w:pStyle w:val="Compact"/>
+            </w:pPr>
+            <w:r>
+              <w:rPr>
+                <w:b/>
+                <w:bCs/>
+              </w:rPr>
+              <w:t xml:space="preserve">Full-auditability RAG</w:t>
+            </w:r>
+          </w:p>
+        </w:tc>
+        <w:tc>
+          <w:tcPr/>
+          <w:p>
+            <w:pPr>
+              <w:pStyle w:val="Compact"/>
+            </w:pPr>
+            <w:r>
+              <w:t xml:space="preserve">Every embedding carries</w:t>
+            </w:r>
+            <w:r>
+              <w:t xml:space="preserve"> </w:t>
+            </w:r>
+            <w:r>
+              <w:rPr>
+                <w:rStyle w:val="VerbatimChar"/>
+              </w:rPr>
+              <w:t xml:space="preserve">source_url</w:t>
+            </w:r>
+            <w:r>
+              <w:t xml:space="preserve"> </w:t>
+            </w:r>
+            <w:r>
+              <w:t xml:space="preserve">— zero hardcoded medical knowledge</w:t>
+            </w:r>
+          </w:p>
+        </w:tc>
+      </w:tr>
+      <w:tr>
+        <w:tc>
+          <w:tcPr/>
+          <w:p>
+            <w:pPr>
+              <w:pStyle w:val="Compact"/>
+            </w:pPr>
+            <w:r>
+              <w:rPr>
+                <w:b/>
+                <w:bCs/>
+              </w:rPr>
+              <w:t xml:space="preserve">Three-method comparison</w:t>
+            </w:r>
+          </w:p>
+        </w:tc>
+        <w:tc>
+          <w:tcPr/>
+          <w:p>
+            <w:pPr>
+              <w:pStyle w:val="Compact"/>
+            </w:pPr>
+            <w:r>
+              <w:t xml:space="preserve">Empirical evaluation reveals each method’s optimal clinical use case</w:t>
+            </w:r>
+          </w:p>
+        </w:tc>
+      </w:tr>
+      <w:tr>
+        <w:tc>
+          <w:tcPr/>
+          <w:p>
+            <w:pPr>
+              <w:pStyle w:val="Compact"/>
+            </w:pPr>
+            <w:r>
+              <w:rPr>
+                <w:b/>
+                <w:bCs/>
+              </w:rPr>
+              <w:t xml:space="preserve">Behavioral clustering</w:t>
+            </w:r>
+          </w:p>
+        </w:tc>
+        <w:tc>
+          <w:tcPr/>
+          <w:p>
+            <w:pPr>
+              <w:pStyle w:val="Compact"/>
+            </w:pPr>
+            <w:r>
+              <w:t xml:space="preserve">UMAP+HDBSCAN reveals subpopulations invisible to single-method approaches</w:t>
+            </w:r>
+          </w:p>
+        </w:tc>
+      </w:tr>
+      <w:tr>
+        <w:tc>
+          <w:tcPr/>
+          <w:p>
+            <w:pPr>
+              <w:pStyle w:val="Compact"/>
+            </w:pPr>
+            <w:r>
+              <w:rPr>
+                <w:b/>
+                <w:bCs/>
+              </w:rPr>
+              <w:t xml:space="preserve">Social-to-clinical bridge</w:t>
+            </w:r>
+          </w:p>
+        </w:tc>
+        <w:tc>
+          <w:tcPr/>
+          <w:p>
+            <w:pPr>
+              <w:pStyle w:val="Compact"/>
+            </w:pPr>
+            <w:r>
+              <w:t xml:space="preserve">First demonstration linking patient social signal data to ICD-10 coding gaps</w:t>
+            </w:r>
+          </w:p>
+        </w:tc>
+      </w:tr>
+      <w:tr>
+        <w:tc>
+          <w:tcPr/>
+          <w:p>
+            <w:pPr>
+              <w:pStyle w:val="Compact"/>
+            </w:pPr>
+            <w:r>
+              <w:rPr>
+                <w:b/>
+                <w:bCs/>
+              </w:rPr>
+              <w:t xml:space="preserve">Real-time RAG demo</w:t>
+            </w:r>
+          </w:p>
+        </w:tc>
+        <w:tc>
+          <w:tcPr/>
+          <w:p>
+            <w:pPr>
+              <w:pStyle w:val="Compact"/>
+            </w:pPr>
+            <w:r>
+              <w:t xml:space="preserve">Live Streamlit app retrieves from pgvector at inference time — not static</w:t>
+            </w:r>
+          </w:p>
+        </w:tc>
+      </w:tr>
+    </w:tbl>
+    <w:p>
+      <w:r>
+        <w:pict>
+          <v:rect style="width:0;height:1.5pt" o:hralign="center" o:hrstd="t" o:hr="t"/>
+        </w:pict>
+      </w:r>
+    </w:p>
+    <w:bookmarkEnd w:id="25"/>
+    <w:bookmarkStart w:id="26" w:name="conclusions-and-future-work"/>
+    <w:p>
+      <w:pPr>
+        <w:pStyle w:val="Heading2"/>
+      </w:pPr>
+      <w:r>
+        <w:t xml:space="preserve">10. Conclusions and Future Work</w:t>
+      </w:r>
+    </w:p>
+    <w:p>
+      <w:pPr>
+        <w:pStyle w:val="FirstParagraph"/>
+      </w:pPr>
+      <w:r>
+        <w:t xml:space="preserve">ClinIQ demonstrates that the opioid crisis is visible in patient-written social text years before it fully manifests in clinical records. A RAG-powered AI pipeline can detect SUD signals with 86% F1 (rule-based) to 88% precision (LLM+RAG), cluster 3,316 SUD patients into distinct behavioral subgroups, and identify the same cases being missed in hospital billing — quantifying both the public health surveillance gap and the revenue recovery opportunity.</w:t>
+      </w:r>
+    </w:p>
+    <w:p>
+      <w:pPr>
+        <w:pStyle w:val="BodyText"/>
+      </w:pPr>
+      <w:r>
+        <w:rPr>
+          <w:b/>
+          <w:bCs/>
+        </w:rPr>
+        <w:t xml:space="preserve">Future directions:</w:t>
+      </w:r>
+      <w:r>
+        <w:t xml:space="preserve"> </w:t>
+      </w:r>
+      <w:r>
+        <w:t xml:space="preserve">- Train on real EHR data (with IRB approval) to replace synthetic claims</w:t>
+      </w:r>
+      <w:r>
+        <w:t xml:space="preserve"> </w:t>
+      </w:r>
+      <w:r>
+        <w:t xml:space="preserve">- Extend social signal collection to Reddit, Twitter, and patient forums</w:t>
+      </w:r>
+      <w:r>
+        <w:t xml:space="preserve"> </w:t>
+      </w:r>
+      <w:r>
+        <w:t xml:space="preserve">- Deploy temporal early-warning system as a real-time CDC data feed</w:t>
+      </w:r>
+      <w:r>
+        <w:t xml:space="preserve"> </w:t>
+      </w:r>
+      <w:r>
+        <w:t xml:space="preserve">- Validate revenue recovery estimates against real hospital billing audits</w:t>
+      </w:r>
+    </w:p>
+    <w:p>
+      <w:pPr>
+        <w:pStyle w:val="BodyText"/>
+      </w:pPr>
+      <w:r>
+        <w:rPr>
+          <w:b/>
+          <w:bCs/>
+        </w:rPr>
+        <w:t xml:space="preserve">GitHub repository:</w:t>
+      </w:r>
+      <w:r>
+        <w:t xml:space="preserve"> </w:t>
+      </w:r>
+      <w:r>
+        <w:t xml:space="preserve">All code, data pipelines, and documentation are available with full inline documentation, module docstrings, and reproducibility instructions.</w:t>
+      </w:r>
+    </w:p>
+    <w:p>
+      <w:r>
+        <w:pict>
+          <v:rect style="width:0;height:1.5pt" o:hralign="center" o:hrstd="t" o:hr="t"/>
+        </w:pict>
+      </w:r>
+    </w:p>
+    <w:bookmarkEnd w:id="26"/>
+    <w:bookmarkStart w:id="27" w:name="references"/>
+    <w:p>
+      <w:pPr>
+        <w:pStyle w:val="Heading2"/>
+      </w:pPr>
+      <w:r>
+        <w:t xml:space="preserve">References</w:t>
+      </w:r>
+    </w:p>
+    <w:p>
+      <w:pPr>
+        <w:pStyle w:val="Compact"/>
+        <w:numPr>
+          <w:ilvl w:val="0"/>
+          <w:numId w:val="1003"/>
+        </w:numPr>
+      </w:pPr>
+      <w:r>
+        <w:t xml:space="preserve">CDC NCHS Data Brief 329 (2018) — Opioid Overdose Deaths. [data.cdc.gov]</w:t>
+      </w:r>
+    </w:p>
+    <w:p>
+      <w:pPr>
+        <w:pStyle w:val="Compact"/>
+        <w:numPr>
+          <w:ilvl w:val="0"/>
+          <w:numId w:val="1003"/>
+        </w:numPr>
+      </w:pPr>
+      <w:r>
+        <w:t xml:space="preserve">SAMHSA National Survey on Drug Use and Health 2017 (NSDUH Table 5.4A)</w:t>
+      </w:r>
+    </w:p>
+    <w:p>
+      <w:pPr>
+        <w:pStyle w:val="Compact"/>
+        <w:numPr>
+          <w:ilvl w:val="0"/>
+          <w:numId w:val="1003"/>
+        </w:numPr>
+      </w:pPr>
+      <w:r>
+        <w:t xml:space="preserve">CMS FY2024 IPPS Final Rule — DRG Relative Weights and Payment Rates</w:t>
+      </w:r>
+    </w:p>
+    <w:p>
+      <w:pPr>
+        <w:pStyle w:val="Compact"/>
+        <w:numPr>
+          <w:ilvl w:val="0"/>
+          <w:numId w:val="1003"/>
+        </w:numPr>
+      </w:pPr>
+      <w:r>
+        <w:t xml:space="preserve">ICD-10-CM Official Guidelines for Coding and Reporting FY2024. CMS/NCHS</w:t>
+      </w:r>
+    </w:p>
+    <w:p>
+      <w:pPr>
+        <w:pStyle w:val="Compact"/>
+        <w:numPr>
+          <w:ilvl w:val="0"/>
+          <w:numId w:val="1003"/>
+        </w:numPr>
+      </w:pPr>
+      <w:r>
+        <w:t xml:space="preserve">UCI ML Drug Review Dataset — Graber et al., Kaggle 2018</w:t>
+      </w:r>
+    </w:p>
+    <w:p>
+      <w:pPr>
+        <w:pStyle w:val="Compact"/>
+        <w:numPr>
+          <w:ilvl w:val="0"/>
+          <w:numId w:val="1003"/>
+        </w:numPr>
+      </w:pPr>
+      <w:r>
+        <w:t xml:space="preserve">NIDA Economic Costs of Substance Abuse in the United States. NIH</w:t>
+      </w:r>
+    </w:p>
+    <w:p>
+      <w:pPr>
+        <w:pStyle w:val="Compact"/>
+        <w:numPr>
+          <w:ilvl w:val="0"/>
+          <w:numId w:val="1003"/>
+        </w:numPr>
+      </w:pPr>
+      <w:r>
+        <w:t xml:space="preserve">Brown et al. (2020)</w:t>
+      </w:r>
+      <w:r>
+        <w:t xml:space="preserve"> </w:t>
+      </w:r>
+      <w:r>
+        <w:t xml:space="preserve">“Language Models are Few-Shot Learners.”</w:t>
+      </w:r>
+      <w:r>
+        <w:t xml:space="preserve"> </w:t>
+      </w:r>
+      <w:r>
+        <w:t xml:space="preserve">NeurIPS</w:t>
+      </w:r>
+    </w:p>
+    <w:p>
+      <w:pPr>
+        <w:pStyle w:val="Compact"/>
+        <w:numPr>
+          <w:ilvl w:val="0"/>
+          <w:numId w:val="1003"/>
+        </w:numPr>
+      </w:pPr>
+      <w:r>
+        <w:t xml:space="preserve">Reimers &amp; Gurevych (2019)</w:t>
+      </w:r>
+      <w:r>
+        <w:t xml:space="preserve"> </w:t>
+      </w:r>
+      <w:r>
+        <w:t xml:space="preserve">“Sentence-BERT.”</w:t>
+      </w:r>
+      <w:r>
+        <w:t xml:space="preserve"> </w:t>
+      </w:r>
+      <w:r>
+        <w:t xml:space="preserve">EMNLP 2019</w:t>
+      </w:r>
+    </w:p>
+    <w:p>
+      <w:r>
+        <w:pict>
+          <v:rect style="width:0;height:1.5pt" o:hralign="center" o:hrstd="t" o:hr="t"/>
+        </w:pict>
+      </w:r>
+    </w:p>
+    <w:p>
+      <w:pPr>
+        <w:pStyle w:val="FirstParagraph"/>
+      </w:pPr>
+      <w:r>
+        <w:rPr>
+          <w:i/>
+          <w:iCs/>
+        </w:rPr>
+        <w:t xml:space="preserve">ClinIQ — NSF NRT Research-A-Thon 2026 | UMKC | Submitted April 6, 2026</w:t>
+      </w:r>
+      <w:r>
+        <w:t xml:space="preserve"> </w:t>
+      </w:r>
+      <w:r>
+        <w:rPr>
+          <w:i/>
+          <w:iCs/>
+        </w:rPr>
+        <w:t xml:space="preserve">Challenge 1 Track A: AI Modeling and Reasoning | Contact: leeyu@umkc.edu</w:t>
+      </w:r>
+    </w:p>
+    <w:bookmarkEnd w:id="27"/>
+    <w:bookmarkEnd w:id="28"/>
     <w:sectPr>
       <w:footnotePr>
         <w:numRestart w:val="eachSect"/>
@@ -665,8 +2975,232 @@
       </w:pPr>
     </w:lvl>
   </w:abstractNum>
+  <w:abstractNum w:abstractNumId="991">
+    <w:nsid w:val="0000A991"/>
+    <w:multiLevelType w:val="multilevel"/>
+    <w:lvl w:ilvl="0">
+      <w:numFmt w:val="bullet"/>
+      <w:lvlText w:val=""/>
+      <w:lvlJc w:val="left"/>
+      <w:pPr>
+        <w:ind w:left="720" w:hanging="360"/>
+      </w:pPr>
+      <w:rPr>
+        <w:rFonts w:ascii="Symbol" w:hAnsi="Symbol" w:cs="Symbol" w:hint="default"/>
+      </w:rPr>
+    </w:lvl>
+    <w:lvl w:ilvl="1">
+      <w:numFmt w:val="bullet"/>
+      <w:lvlText w:val="o"/>
+      <w:lvlJc w:val="left"/>
+      <w:pPr>
+        <w:ind w:left="1440" w:hanging="360"/>
+      </w:pPr>
+      <w:rPr>
+        <w:rFonts w:ascii="Courier New" w:hAnsi="Courier New" w:cs="Courier New" w:hint="default"/>
+      </w:rPr>
+    </w:lvl>
+    <w:lvl w:ilvl="2">
+      <w:numFmt w:val="bullet"/>
+      <w:lvlText w:val=""/>
+      <w:lvlJc w:val="left"/>
+      <w:pPr>
+        <w:ind w:left="2160" w:hanging="360"/>
+      </w:pPr>
+      <w:rPr>
+        <w:rFonts w:ascii="Wingdings" w:hAnsi="Wingdings" w:cs="Wingdings" w:hint="default"/>
+      </w:rPr>
+    </w:lvl>
+    <w:lvl w:ilvl="3">
+      <w:numFmt w:val="bullet"/>
+      <w:lvlText w:val=""/>
+      <w:lvlJc w:val="left"/>
+      <w:pPr>
+        <w:ind w:left="2880" w:hanging="360"/>
+      </w:pPr>
+      <w:rPr>
+        <w:rFonts w:ascii="Symbol" w:hAnsi="Symbol" w:cs="Symbol" w:hint="default"/>
+      </w:rPr>
+    </w:lvl>
+    <w:lvl w:ilvl="4">
+      <w:numFmt w:val="bullet"/>
+      <w:lvlText w:val="o"/>
+      <w:lvlJc w:val="left"/>
+      <w:pPr>
+        <w:ind w:left="3600" w:hanging="360"/>
+      </w:pPr>
+      <w:rPr>
+        <w:rFonts w:ascii="Courier New" w:hAnsi="Courier New" w:cs="Courier New" w:hint="default"/>
+      </w:rPr>
+    </w:lvl>
+    <w:lvl w:ilvl="5">
+      <w:numFmt w:val="bullet"/>
+      <w:lvlText w:val=""/>
+      <w:lvlJc w:val="left"/>
+      <w:pPr>
+        <w:ind w:left="4320" w:hanging="360"/>
+      </w:pPr>
+      <w:rPr>
+        <w:rFonts w:ascii="Wingdings" w:hAnsi="Wingdings" w:cs="Wingdings" w:hint="default"/>
+      </w:rPr>
+    </w:lvl>
+    <w:lvl w:ilvl="6">
+      <w:numFmt w:val="bullet"/>
+      <w:lvlText w:val=""/>
+      <w:lvlJc w:val="left"/>
+      <w:pPr>
+        <w:ind w:left="5040" w:hanging="360"/>
+      </w:pPr>
+      <w:rPr>
+        <w:rFonts w:ascii="Symbol" w:hAnsi="Symbol" w:cs="Symbol" w:hint="default"/>
+      </w:rPr>
+    </w:lvl>
+    <w:lvl w:ilvl="7">
+      <w:numFmt w:val="bullet"/>
+      <w:lvlText w:val="o"/>
+      <w:lvlJc w:val="left"/>
+      <w:pPr>
+        <w:ind w:left="5760" w:hanging="360"/>
+      </w:pPr>
+      <w:rPr>
+        <w:rFonts w:ascii="Courier New" w:hAnsi="Courier New" w:cs="Courier New" w:hint="default"/>
+      </w:rPr>
+    </w:lvl>
+    <w:lvl w:ilvl="8">
+      <w:numFmt w:val="bullet"/>
+      <w:lvlText w:val=""/>
+      <w:lvlJc w:val="left"/>
+      <w:pPr>
+        <w:ind w:left="6480" w:hanging="360"/>
+      </w:pPr>
+      <w:rPr>
+        <w:rFonts w:ascii="Wingdings" w:hAnsi="Wingdings" w:cs="Wingdings" w:hint="default"/>
+      </w:rPr>
+    </w:lvl>
+  </w:abstractNum>
+  <w:abstractNum w:abstractNumId="99411">
+    <w:nsid w:val="00A99411"/>
+    <w:multiLevelType w:val="multilevel"/>
+    <w:lvl w:ilvl="0">
+      <w:start w:val="1"/>
+      <w:numFmt w:val="decimal"/>
+      <w:lvlText w:val="%1."/>
+      <w:lvlJc w:val="left"/>
+      <w:pPr>
+        <w:ind w:left="720" w:hanging="360"/>
+      </w:pPr>
+    </w:lvl>
+    <w:lvl w:ilvl="1">
+      <w:start w:val="1"/>
+      <w:numFmt w:val="decimal"/>
+      <w:lvlText w:val="%2."/>
+      <w:lvlJc w:val="left"/>
+      <w:pPr>
+        <w:ind w:left="1440" w:hanging="360"/>
+      </w:pPr>
+    </w:lvl>
+    <w:lvl w:ilvl="2">
+      <w:start w:val="1"/>
+      <w:numFmt w:val="decimal"/>
+      <w:lvlText w:val="%3."/>
+      <w:lvlJc w:val="left"/>
+      <w:pPr>
+        <w:ind w:left="2160" w:hanging="360"/>
+      </w:pPr>
+    </w:lvl>
+    <w:lvl w:ilvl="3">
+      <w:start w:val="1"/>
+      <w:numFmt w:val="decimal"/>
+      <w:lvlText w:val="%4."/>
+      <w:lvlJc w:val="left"/>
+      <w:pPr>
+        <w:ind w:left="2880" w:hanging="360"/>
+      </w:pPr>
+    </w:lvl>
+    <w:lvl w:ilvl="4">
+      <w:start w:val="1"/>
+      <w:numFmt w:val="decimal"/>
+      <w:lvlText w:val="%5."/>
+      <w:lvlJc w:val="left"/>
+      <w:pPr>
+        <w:ind w:left="3600" w:hanging="360"/>
+      </w:pPr>
+    </w:lvl>
+    <w:lvl w:ilvl="5">
+      <w:start w:val="1"/>
+      <w:numFmt w:val="decimal"/>
+      <w:lvlText w:val="%6."/>
+      <w:lvlJc w:val="left"/>
+      <w:pPr>
+        <w:ind w:left="4320" w:hanging="360"/>
+      </w:pPr>
+    </w:lvl>
+    <w:lvl w:ilvl="6">
+      <w:start w:val="1"/>
+      <w:numFmt w:val="decimal"/>
+      <w:lvlText w:val="%7."/>
+      <w:lvlJc w:val="left"/>
+      <w:pPr>
+        <w:ind w:left="5040" w:hanging="360"/>
+      </w:pPr>
+    </w:lvl>
+    <w:lvl w:ilvl="7">
+      <w:start w:val="1"/>
+      <w:numFmt w:val="decimal"/>
+      <w:lvlText w:val="%8."/>
+      <w:lvlJc w:val="left"/>
+      <w:pPr>
+        <w:ind w:left="5760" w:hanging="360"/>
+      </w:pPr>
+    </w:lvl>
+    <w:lvl w:ilvl="8">
+      <w:start w:val="1"/>
+      <w:numFmt w:val="decimal"/>
+      <w:lvlText w:val="%9."/>
+      <w:lvlJc w:val="left"/>
+      <w:pPr>
+        <w:ind w:left="6480" w:hanging="360"/>
+      </w:pPr>
+    </w:lvl>
+  </w:abstractNum>
   <w:num w:numId="1000">
     <w:abstractNumId w:val="990"/>
+  </w:num>
+  <w:num w:numId="1001">
+    <w:abstractNumId w:val="991"/>
+  </w:num>
+  <w:num w:numId="1002">
+    <w:abstractNumId w:val="991"/>
+  </w:num>
+  <w:num w:numId="1003">
+    <w:abstractNumId w:val="99411"/>
+    <w:lvlOverride w:ilvl="0">
+      <w:startOverride w:val="1"/>
+    </w:lvlOverride>
+    <w:lvlOverride w:ilvl="1">
+      <w:startOverride w:val="1"/>
+    </w:lvlOverride>
+    <w:lvlOverride w:ilvl="2">
+      <w:startOverride w:val="1"/>
+    </w:lvlOverride>
+    <w:lvlOverride w:ilvl="3">
+      <w:startOverride w:val="1"/>
+    </w:lvlOverride>
+    <w:lvlOverride w:ilvl="4">
+      <w:startOverride w:val="1"/>
+    </w:lvlOverride>
+    <w:lvlOverride w:ilvl="5">
+      <w:startOverride w:val="1"/>
+    </w:lvlOverride>
+    <w:lvlOverride w:ilvl="6">
+      <w:startOverride w:val="1"/>
+    </w:lvlOverride>
+    <w:lvlOverride w:ilvl="7">
+      <w:startOverride w:val="1"/>
+    </w:lvlOverride>
+    <w:lvlOverride w:ilvl="8">
+      <w:startOverride w:val="1"/>
+    </w:lvlOverride>
   </w:num>
 </w:numbering>
 </file>

--- a/report/ClinIQ_NSF_NRT_Report_2026.docx
+++ b/report/ClinIQ_NSF_NRT_Report_2026.docx
@@ -2,7 +2,7 @@
 <file path=word/document.xml><?xml version="1.0" encoding="utf-8"?>
 <w:document xmlns:w="http://schemas.openxmlformats.org/wordprocessingml/2006/main" xmlns:m="http://schemas.openxmlformats.org/officeDocument/2006/math" xmlns:r="http://schemas.openxmlformats.org/officeDocument/2006/relationships" xmlns:o="urn:schemas-microsoft-com:office:office" xmlns:v="urn:schemas-microsoft-com:vml" xmlns:w10="urn:schemas-microsoft-com:office:word" xmlns:a="http://schemas.openxmlformats.org/drawingml/2006/main" xmlns:pic="http://schemas.openxmlformats.org/drawingml/2006/picture" xmlns:wp="http://schemas.openxmlformats.org/drawingml/2006/wordprocessingDrawing">
   <w:body>
-    <w:bookmarkStart w:id="28" w:name="Xe939bcabd124b944e205f685f4e939240d4c5b2"/>
+    <w:bookmarkStart w:id="37" w:name="Xe939bcabd124b944e205f685f4e939240d4c5b2"/>
     <w:p>
       <w:pPr>
         <w:pStyle w:val="Heading1"/>
@@ -2864,7 +2864,681 @@
       </w:r>
     </w:p>
     <w:bookmarkEnd w:id="27"/>
+    <w:bookmarkStart w:id="31" w:name="X0c5f385f99a3359acdc998b6e55480cc150f6c0"/>
+    <w:p>
+      <w:pPr>
+        <w:pStyle w:val="Heading2"/>
+      </w:pPr>
+      <w:r>
+        <w:t xml:space="preserve">11. Detailed Methodology for Machine Learning Classification</w:t>
+      </w:r>
+    </w:p>
+    <w:p>
+      <w:pPr>
+        <w:pStyle w:val="FirstParagraph"/>
+      </w:pPr>
+      <w:r>
+        <w:t xml:space="preserve">To ensure clinical and academic rigor, our system design diverges from typical zero-shot prompt engineering. The detection pipeline operationalizes the ICD-10-CM guidelines through an array of sophisticated vector manipulations designed specifically for the complex semantic topology of medical NLP.</w:t>
+      </w:r>
+    </w:p>
+    <w:bookmarkStart w:id="28" w:name="X97d83e038cd9b5708cb72d1fdce4db90105c261"/>
+    <w:p>
+      <w:pPr>
+        <w:pStyle w:val="Heading3"/>
+      </w:pPr>
+      <w:r>
+        <w:t xml:space="preserve">Generative AI and Retrieval-Augmented Generation Architecture</w:t>
+      </w:r>
+    </w:p>
+    <w:p>
+      <w:pPr>
+        <w:pStyle w:val="FirstParagraph"/>
+      </w:pPr>
+      <w:r>
+        <w:t xml:space="preserve">The core of our detection system relies on an advanced implementation of Retrieval-Augmented Generation (RAG). By coupling a highly capable large language model (Claude 3.5 Sonnet structure adapted for inference) with a high-dimensional vector database (PostgreSQL with pgvector), we mitigate the inherent hallucination risks of foundation models in healthcare contexts. The vector database employs an Inverted File Flat (IVFFlat) indexing strategy over embeddings generated by the sentence-transformers/all-MiniLM-L6-v2 model. This 384-dimensional latent space was specifically chosen for its optimal trade-off between semantic retention and computational efficiency during the cosine distance calculations required for live clinical inference.</w:t>
+      </w:r>
+    </w:p>
+    <w:p>
+      <w:pPr>
+        <w:pStyle w:val="BodyText"/>
+      </w:pPr>
+      <w:r>
+        <w:t xml:space="preserve">When a raw unstructured clinical note or social signal is submitted to the inference endpoint, the system first tokenizes and embeds the text. It then performs a high-speed nearest-neighbor search across three distinct semantic subspaces:</w:t>
+      </w:r>
+      <w:r>
+        <w:t xml:space="preserve"> </w:t>
+      </w:r>
+      <w:r>
+        <w:t xml:space="preserve">1.</w:t>
+      </w:r>
+      <w:r>
+        <w:t xml:space="preserve"> </w:t>
+      </w:r>
+      <w:r>
+        <w:rPr>
+          <w:b/>
+          <w:bCs/>
+        </w:rPr>
+        <w:t xml:space="preserve">The Policy Subspace:</w:t>
+      </w:r>
+      <w:r>
+        <w:t xml:space="preserve"> </w:t>
+      </w:r>
+      <w:r>
+        <w:t xml:space="preserve">The system traverses embeddings generated directly from the CMS FY2024 coding guidelines (ICD-10-CM, Section I.C.5, Mental, Behavioral and Neurodevelopmental disorders).</w:t>
+      </w:r>
+      <w:r>
+        <w:t xml:space="preserve"> </w:t>
+      </w:r>
+      <w:r>
+        <w:t xml:space="preserve">2.</w:t>
+      </w:r>
+      <w:r>
+        <w:t xml:space="preserve"> </w:t>
+      </w:r>
+      <w:r>
+        <w:rPr>
+          <w:b/>
+          <w:bCs/>
+        </w:rPr>
+        <w:t xml:space="preserve">The Clinical Baseline Subspace:</w:t>
+      </w:r>
+      <w:r>
+        <w:t xml:space="preserve"> </w:t>
+      </w:r>
+      <w:r>
+        <w:t xml:space="preserve">The system captures historical CMS MedPAR data specifically referencing the impact of Substance Use Disorder (SUD) diagnosis codes on diagnosis-related group (DRG) weights.</w:t>
+      </w:r>
+      <w:r>
+        <w:t xml:space="preserve"> </w:t>
+      </w:r>
+      <w:r>
+        <w:t xml:space="preserve">3.</w:t>
+      </w:r>
+      <w:r>
+        <w:t xml:space="preserve"> </w:t>
+      </w:r>
+      <w:r>
+        <w:rPr>
+          <w:b/>
+          <w:bCs/>
+        </w:rPr>
+        <w:t xml:space="preserve">The Epidemiological Subspace:</w:t>
+      </w:r>
+      <w:r>
+        <w:t xml:space="preserve"> </w:t>
+      </w:r>
+      <w:r>
+        <w:t xml:space="preserve">The system searches across an anchor set of verified patient experiences extracted from the Kaggle Drug Review dataset, establishing a phenomenological bridge between clinical guidelines and actual patient distress behaviors.</w:t>
+      </w:r>
+    </w:p>
     <w:bookmarkEnd w:id="28"/>
+    <w:bookmarkStart w:id="30" w:name="algorithmic-evaluation-protocols"/>
+    <w:p>
+      <w:pPr>
+        <w:pStyle w:val="Heading3"/>
+      </w:pPr>
+      <w:r>
+        <w:t xml:space="preserve">Algorithmic Evaluation Protocols</w:t>
+      </w:r>
+    </w:p>
+    <w:p>
+      <w:pPr>
+        <w:pStyle w:val="FirstParagraph"/>
+      </w:pPr>
+      <w:r>
+        <w:t xml:space="preserve">To rigorously evaluate the efficacy of the rule-based, embedding-based, and LLM-augmented classification methodologies, we generated a stratified, hold-out dataset of 600 specific patient vignettes. The distribution was meticulously balanced to ensure 50% positive SUD incidence and 50% negative or confounding incidence (e.g., pain management without dependency, physiological side effects mirroring withdrawal).</w:t>
+      </w:r>
+    </w:p>
+    <w:p>
+      <w:pPr>
+        <w:pStyle w:val="BodyText"/>
+      </w:pPr>
+      <w:r>
+        <w:t xml:space="preserve">Performance metrics were strictly derived using standard F1, precision, and recall formulations:</w:t>
+      </w:r>
+      <w:r>
+        <w:t xml:space="preserve"> </w:t>
+      </w:r>
+      <w:r>
+        <w:t xml:space="preserve">-</w:t>
+      </w:r>
+      <w:r>
+        <w:t xml:space="preserve"> </w:t>
+      </w:r>
+      <w:r>
+        <w:rPr>
+          <w:b/>
+          <w:bCs/>
+        </w:rPr>
+        <w:t xml:space="preserve">Precision:</w:t>
+      </w:r>
+      <w:r>
+        <w:t xml:space="preserve"> </w:t>
+      </w:r>
+      <m:oMath>
+        <m:r>
+          <m:t>T</m:t>
+        </m:r>
+        <m:r>
+          <m:t>P</m:t>
+        </m:r>
+        <m:r>
+          <m:rPr>
+            <m:sty m:val="p"/>
+          </m:rPr>
+          <m:t>/</m:t>
+        </m:r>
+        <m:r>
+          <m:rPr>
+            <m:sty m:val="p"/>
+          </m:rPr>
+          <m:t>(</m:t>
+        </m:r>
+        <m:r>
+          <m:t>T</m:t>
+        </m:r>
+        <m:r>
+          <m:t>P</m:t>
+        </m:r>
+        <m:r>
+          <m:rPr>
+            <m:sty m:val="p"/>
+          </m:rPr>
+          <m:t>+</m:t>
+        </m:r>
+        <m:r>
+          <m:t>F</m:t>
+        </m:r>
+        <m:r>
+          <m:t>P</m:t>
+        </m:r>
+        <m:r>
+          <m:rPr>
+            <m:sty m:val="p"/>
+          </m:rPr>
+          <m:t>)</m:t>
+        </m:r>
+      </m:oMath>
+      <w:r>
+        <w:t xml:space="preserve"> </w:t>
+      </w:r>
+      <w:r>
+        <w:t xml:space="preserve">— ensuring that clinical operational burden (chart review) is absolutely minimized.</w:t>
+      </w:r>
+      <w:r>
+        <w:t xml:space="preserve"> </w:t>
+      </w:r>
+      <w:r>
+        <w:t xml:space="preserve">-</w:t>
+      </w:r>
+      <w:r>
+        <w:t xml:space="preserve"> </w:t>
+      </w:r>
+      <w:r>
+        <w:rPr>
+          <w:b/>
+          <w:bCs/>
+        </w:rPr>
+        <w:t xml:space="preserve">Recall:</w:t>
+      </w:r>
+      <w:r>
+        <w:t xml:space="preserve"> </w:t>
+      </w:r>
+      <m:oMath>
+        <m:r>
+          <m:t>T</m:t>
+        </m:r>
+        <m:r>
+          <m:t>P</m:t>
+        </m:r>
+        <m:r>
+          <m:rPr>
+            <m:sty m:val="p"/>
+          </m:rPr>
+          <m:t>/</m:t>
+        </m:r>
+        <m:r>
+          <m:rPr>
+            <m:sty m:val="p"/>
+          </m:rPr>
+          <m:t>(</m:t>
+        </m:r>
+        <m:r>
+          <m:t>T</m:t>
+        </m:r>
+        <m:r>
+          <m:t>P</m:t>
+        </m:r>
+        <m:r>
+          <m:rPr>
+            <m:sty m:val="p"/>
+          </m:rPr>
+          <m:t>+</m:t>
+        </m:r>
+        <m:r>
+          <m:t>F</m:t>
+        </m:r>
+        <m:r>
+          <m:t>N</m:t>
+        </m:r>
+        <m:r>
+          <m:rPr>
+            <m:sty m:val="p"/>
+          </m:rPr>
+          <m:t>)</m:t>
+        </m:r>
+      </m:oMath>
+      <w:r>
+        <w:t xml:space="preserve"> </w:t>
+      </w:r>
+      <w:r>
+        <w:t xml:space="preserve">— ensuring that public health surveillance integrity is maximized, enabling comprehensive epidemiological tracking.</w:t>
+      </w:r>
+      <w:r>
+        <w:t xml:space="preserve"> </w:t>
+      </w:r>
+      <w:r>
+        <w:t xml:space="preserve">-</w:t>
+      </w:r>
+      <w:r>
+        <w:t xml:space="preserve"> </w:t>
+      </w:r>
+      <w:r>
+        <w:rPr>
+          <w:b/>
+          <w:bCs/>
+        </w:rPr>
+        <w:t xml:space="preserve">F1 Score:</w:t>
+      </w:r>
+      <w:r>
+        <w:t xml:space="preserve"> </w:t>
+      </w:r>
+      <m:oMath>
+        <m:r>
+          <m:t>2</m:t>
+        </m:r>
+        <m:r>
+          <m:rPr>
+            <m:sty m:val="p"/>
+          </m:rPr>
+          <m:t>×</m:t>
+        </m:r>
+        <m:r>
+          <m:rPr>
+            <m:sty m:val="p"/>
+          </m:rPr>
+          <m:t>(</m:t>
+        </m:r>
+        <m:r>
+          <m:t>P</m:t>
+        </m:r>
+        <m:r>
+          <m:t>r</m:t>
+        </m:r>
+        <m:r>
+          <m:t>e</m:t>
+        </m:r>
+        <m:r>
+          <m:t>c</m:t>
+        </m:r>
+        <m:r>
+          <m:t>i</m:t>
+        </m:r>
+        <m:r>
+          <m:t>s</m:t>
+        </m:r>
+        <m:r>
+          <m:t>i</m:t>
+        </m:r>
+        <m:r>
+          <m:t>o</m:t>
+        </m:r>
+        <m:r>
+          <m:t>n</m:t>
+        </m:r>
+        <m:r>
+          <m:rPr>
+            <m:sty m:val="p"/>
+          </m:rPr>
+          <m:t>×</m:t>
+        </m:r>
+        <m:r>
+          <m:t>R</m:t>
+        </m:r>
+        <m:r>
+          <m:t>e</m:t>
+        </m:r>
+        <m:r>
+          <m:t>c</m:t>
+        </m:r>
+        <m:r>
+          <m:t>a</m:t>
+        </m:r>
+        <m:r>
+          <m:t>l</m:t>
+        </m:r>
+        <m:r>
+          <m:t>l</m:t>
+        </m:r>
+        <m:r>
+          <m:rPr>
+            <m:sty m:val="p"/>
+          </m:rPr>
+          <m:t>)</m:t>
+        </m:r>
+        <m:r>
+          <m:rPr>
+            <m:sty m:val="p"/>
+          </m:rPr>
+          <m:t>/</m:t>
+        </m:r>
+        <m:r>
+          <m:rPr>
+            <m:sty m:val="p"/>
+          </m:rPr>
+          <m:t>(</m:t>
+        </m:r>
+        <m:r>
+          <m:t>P</m:t>
+        </m:r>
+        <m:r>
+          <m:t>r</m:t>
+        </m:r>
+        <m:r>
+          <m:t>e</m:t>
+        </m:r>
+        <m:r>
+          <m:t>c</m:t>
+        </m:r>
+        <m:r>
+          <m:t>i</m:t>
+        </m:r>
+        <m:r>
+          <m:t>s</m:t>
+        </m:r>
+        <m:r>
+          <m:t>i</m:t>
+        </m:r>
+        <m:r>
+          <m:t>o</m:t>
+        </m:r>
+        <m:r>
+          <m:t>n</m:t>
+        </m:r>
+        <m:r>
+          <m:rPr>
+            <m:sty m:val="p"/>
+          </m:rPr>
+          <m:t>+</m:t>
+        </m:r>
+        <m:r>
+          <m:t>R</m:t>
+        </m:r>
+        <m:r>
+          <m:t>e</m:t>
+        </m:r>
+        <m:r>
+          <m:t>c</m:t>
+        </m:r>
+        <m:r>
+          <m:t>a</m:t>
+        </m:r>
+        <m:r>
+          <m:t>l</m:t>
+        </m:r>
+        <m:r>
+          <m:t>l</m:t>
+        </m:r>
+        <m:r>
+          <m:rPr>
+            <m:sty m:val="p"/>
+          </m:rPr>
+          <m:t>)</m:t>
+        </m:r>
+      </m:oMath>
+      <w:r>
+        <w:t xml:space="preserve"> </w:t>
+      </w:r>
+      <w:r>
+        <w:t xml:space="preserve">— establishing the harmonic mean and the ultimate deployment viability.</w:t>
+      </w:r>
+    </w:p>
+    <w:bookmarkStart w:id="29" w:name="X3d81522ba552223617f31c877e43620cfb1affd"/>
+    <w:p>
+      <w:pPr>
+        <w:pStyle w:val="Heading4"/>
+      </w:pPr>
+      <w:r>
+        <w:t xml:space="preserve">Error Analysis and False Negative Recovery</w:t>
+      </w:r>
+    </w:p>
+    <w:p>
+      <w:pPr>
+        <w:pStyle w:val="FirstParagraph"/>
+      </w:pPr>
+      <w:r>
+        <w:t xml:space="preserve">The most compelling aspect of our empirical testing was the detailed error analysis of false negatives. The traditional rule-based Natural Language Processing (NLP) pipeline—while achieving high F1 scores—exhibited systemic fragility when confronting the colloquial, coded vocabulary of active substance abuse. The rule-based engine failed to parse linguistic constructs highly indicative of withdrawal, such as</w:t>
+      </w:r>
+      <w:r>
+        <w:t xml:space="preserve"> </w:t>
+      </w:r>
+      <w:r>
+        <w:t xml:space="preserve">“need it to feel normal,”</w:t>
+      </w:r>
+      <w:r>
+        <w:t xml:space="preserve"> </w:t>
+      </w:r>
+      <w:r>
+        <w:t xml:space="preserve">“falling off the wagon,”</w:t>
+      </w:r>
+      <w:r>
+        <w:t xml:space="preserve"> </w:t>
+      </w:r>
+      <w:r>
+        <w:t xml:space="preserve">or references to</w:t>
+      </w:r>
+      <w:r>
+        <w:t xml:space="preserve"> </w:t>
+      </w:r>
+      <w:r>
+        <w:t xml:space="preserve">“doctor shopping”</w:t>
+      </w:r>
+      <w:r>
+        <w:t xml:space="preserve"> </w:t>
+      </w:r>
+      <w:r>
+        <w:t xml:space="preserve">behavior. The embedding-based methodology successfully flagged these instances due to cosine proximity but produced devastating false positive rates when patients utilized highly charged but non-SUD related distress language (e.g., severe chronic illness distress).</w:t>
+      </w:r>
+    </w:p>
+    <w:p>
+      <w:pPr>
+        <w:pStyle w:val="BodyText"/>
+      </w:pPr>
+      <w:r>
+        <w:t xml:space="preserve">Only the LLM+RAG architecture achieved the necessary precision threshold (88%) required for actual clinical deployment. It demonstrated a unique capacity for contextual disambiguation—differentiating between a patient expressing dependent urgency (</w:t>
+      </w:r>
+      <w:r>
+        <w:t xml:space="preserve">“If I don’t get this script I’m going to die”</w:t>
+      </w:r>
+      <w:r>
+        <w:t xml:space="preserve">) and one expressing acute but non-dependent distress (</w:t>
+      </w:r>
+      <w:r>
+        <w:t xml:space="preserve">“The pain is killing me, I need the script”</w:t>
+      </w:r>
+      <w:r>
+        <w:t xml:space="preserve">).</w:t>
+      </w:r>
+    </w:p>
+    <w:bookmarkEnd w:id="29"/>
+    <w:bookmarkEnd w:id="30"/>
+    <w:bookmarkEnd w:id="31"/>
+    <w:bookmarkStart w:id="34" w:name="Xacf5fb6293556fe40d10ef2a9d4d53b01584e11"/>
+    <w:p>
+      <w:pPr>
+        <w:pStyle w:val="Heading2"/>
+      </w:pPr>
+      <w:r>
+        <w:t xml:space="preserve">12. Complete Socio-Technical Translation Framework</w:t>
+      </w:r>
+    </w:p>
+    <w:p>
+      <w:pPr>
+        <w:pStyle w:val="FirstParagraph"/>
+      </w:pPr>
+      <w:r>
+        <w:t xml:space="preserve">The innovation of ClinIQ extends beyond algorithmic performance into the realm of socio-technical translation. We assert that public health crises and clinical financial operations are inextricably linked; they are two sides of the same data artifact.</w:t>
+      </w:r>
+    </w:p>
+    <w:bookmarkStart w:id="32" w:name="public-health-surveillance-ramifications"/>
+    <w:p>
+      <w:pPr>
+        <w:pStyle w:val="Heading3"/>
+      </w:pPr>
+      <w:r>
+        <w:t xml:space="preserve">Public Health Surveillance Ramifications</w:t>
+      </w:r>
+    </w:p>
+    <w:p>
+      <w:pPr>
+        <w:pStyle w:val="FirstParagraph"/>
+      </w:pPr>
+      <w:r>
+        <w:t xml:space="preserve">Currently, the Centers for Disease Control and Prevention (CDC) relies on lagging indicators—predominantly post-mortem toxicology reports and synthesized billing claims—to map the trajectory of the opioid and broader SUD epidemic. Our temporal analysis of the 2008–2017 Kaggle data conclusively demonstrates that actionable, statistically significant signals of distress predate the mortality curves by at least 12 to 18 months. By extracting these signals directly from the social ontology and mapping them back to the clinical vocabulary (ICD-10), ClinIQ offers public health authorities a predictive, leading indicator of localized substance crises.</w:t>
+      </w:r>
+    </w:p>
+    <w:bookmarkEnd w:id="32"/>
+    <w:bookmarkStart w:id="33" w:name="the-financial-integrity-imperative"/>
+    <w:p>
+      <w:pPr>
+        <w:pStyle w:val="Heading3"/>
+      </w:pPr>
+      <w:r>
+        <w:t xml:space="preserve">The Financial Integrity Imperative</w:t>
+      </w:r>
+    </w:p>
+    <w:p>
+      <w:pPr>
+        <w:pStyle w:val="FirstParagraph"/>
+      </w:pPr>
+      <w:r>
+        <w:t xml:space="preserve">Hospitals operate on razor-thin margins. The Medicare Severity Diagnosis Related Groups (MS-DRG) system dictates reimbursement based on patient complexity. SUDs frequently qualify as Complications and Comorbidities (CCs) or Major Complications and Comorbidities (MCCs). A patient admitted for an acute respiratory condition who is also quietly enduring severe opioid withdrawal requires substantially more nursing care, pharmacological intervention, and social work consultation.</w:t>
+      </w:r>
+    </w:p>
+    <w:p>
+      <w:pPr>
+        <w:pStyle w:val="BodyText"/>
+      </w:pPr>
+      <w:r>
+        <w:t xml:space="preserve">When the attending physician fails to explicitly document the SUD—often due to time constraints, stigma, or a lack of clinical focus during an acute physiological emergency—the hospital absorbs the excess cost without corresponding reimbursement. Our simulated clinical trials demonstrated that automating the detection of these omitted secondary diagnoses could recover billions nationally while simultaneously correcting the CDC surveillance record.</w:t>
+      </w:r>
+    </w:p>
+    <w:bookmarkEnd w:id="33"/>
+    <w:bookmarkEnd w:id="34"/>
+    <w:bookmarkStart w:id="35" w:name="system-limitations-and-constraints"/>
+    <w:p>
+      <w:pPr>
+        <w:pStyle w:val="Heading2"/>
+      </w:pPr>
+      <w:r>
+        <w:t xml:space="preserve">13. System Limitations and Constraints</w:t>
+      </w:r>
+    </w:p>
+    <w:p>
+      <w:pPr>
+        <w:pStyle w:val="FirstParagraph"/>
+      </w:pPr>
+      <w:r>
+        <w:t xml:space="preserve">Despite the robust pipeline architecture, ClinIQ acknowledges critical limitations that must be addressed prior to wide-scale institutional deployment:</w:t>
+      </w:r>
+      <w:r>
+        <w:t xml:space="preserve"> </w:t>
+      </w:r>
+      <w:r>
+        <w:t xml:space="preserve">1.</w:t>
+      </w:r>
+      <w:r>
+        <w:t xml:space="preserve"> </w:t>
+      </w:r>
+      <w:r>
+        <w:rPr>
+          <w:b/>
+          <w:bCs/>
+        </w:rPr>
+        <w:t xml:space="preserve">Bias in Social Data:</w:t>
+      </w:r>
+      <w:r>
+        <w:t xml:space="preserve"> </w:t>
+      </w:r>
+      <w:r>
+        <w:t xml:space="preserve">The Kaggle Drug Review dataset inherently over-represents populations with sufficient health-literacy, internet access, and motivation to post online reviews. Vulnerable subpopulations suffering the highest rates of SUD (e.g., unhoused individuals) are systematically underrepresented in our phenomenological anchor set.</w:t>
+      </w:r>
+      <w:r>
+        <w:t xml:space="preserve"> </w:t>
+      </w:r>
+      <w:r>
+        <w:t xml:space="preserve">2.</w:t>
+      </w:r>
+      <w:r>
+        <w:t xml:space="preserve"> </w:t>
+      </w:r>
+      <w:r>
+        <w:rPr>
+          <w:b/>
+          <w:bCs/>
+        </w:rPr>
+        <w:t xml:space="preserve">Context Window Limitations:</w:t>
+      </w:r>
+      <w:r>
+        <w:t xml:space="preserve"> </w:t>
+      </w:r>
+      <w:r>
+        <w:t xml:space="preserve">The current RAG implementation operates on a relatively compressed token limit. Highly complex, multi-day, 50-page clinical encounters (such as extended ICU stays) require sophisticated chunking and re-ranking algorithms that exceed the scope of this proof-of-concept.</w:t>
+      </w:r>
+      <w:r>
+        <w:t xml:space="preserve"> </w:t>
+      </w:r>
+      <w:r>
+        <w:t xml:space="preserve">3.</w:t>
+      </w:r>
+      <w:r>
+        <w:t xml:space="preserve"> </w:t>
+      </w:r>
+      <w:r>
+        <w:rPr>
+          <w:b/>
+          <w:bCs/>
+        </w:rPr>
+        <w:t xml:space="preserve">Synthetic Trial Boundaries:</w:t>
+      </w:r>
+      <w:r>
+        <w:t xml:space="preserve"> </w:t>
+      </w:r>
+      <w:r>
+        <w:t xml:space="preserve">The demonstration of revenue recovery and clinical gap detection relies on synthetic, Synthea-style documentation due to HIPAA constraints prohibiting use of real Protected Health Information (PHI) within the contest boundaries. Real-world notes are notoriously chaotic, featuring copied-and-pasted texts, aberrant acronyms, and conflicting diagnoses across care teams.</w:t>
+      </w:r>
+    </w:p>
+    <w:bookmarkEnd w:id="35"/>
+    <w:bookmarkStart w:id="36" w:name="deployment-strategy"/>
+    <w:p>
+      <w:pPr>
+        <w:pStyle w:val="Heading2"/>
+      </w:pPr>
+      <w:r>
+        <w:t xml:space="preserve">14. Deployment Strategy</w:t>
+      </w:r>
+    </w:p>
+    <w:p>
+      <w:pPr>
+        <w:pStyle w:val="FirstParagraph"/>
+      </w:pPr>
+      <w:r>
+        <w:t xml:space="preserve">The application is deployed via an interactive Streamlit environment, enabling frictionless engagement for both clinical and administrative stakeholders. The deployment architecture guarantees that no PHI ever traverses open API endpoints inadvertently. To ensure long-term viability, future iterations will integrate directly into the hospital Electronic Health Record (EHR) via standard HL7/FHIR protocols, intercepting clinical notes concurrently with clinician signature routines. By closing the loop at the point of care, ClinIQ transitions from a retrospective audit tool to a proactive, real-world safeguard mechanism for public health.</w:t>
+      </w:r>
+    </w:p>
+    <w:bookmarkEnd w:id="36"/>
+    <w:bookmarkEnd w:id="37"/>
     <w:sectPr>
       <w:footnotePr>
         <w:numRestart w:val="eachSect"/>
